--- a/RESEARCH_PAPER.docx
+++ b/RESEARCH_PAPER.docx
@@ -11,14 +11,14 @@
           <w:rFonts w:ascii="Calibri" w:hAnsi="Calibri"/>
           <w:b/>
           <w:color w:val="1B365D"/>
-          <w:sz w:val="44"/>
+          <w:sz w:val="40"/>
         </w:rPr>
-        <w:t>Byte-Level Mamba vs. Transformer for Amharic</w:t>
+        <w:t>Byte-Level Mamba vs. Transformer for Amharic with Brain-Inspired Continual Learning</w:t>
       </w:r>
     </w:p>
     <w:p>
       <w:pPr>
-        <w:spacing w:after="360"/>
+        <w:spacing w:after="280"/>
       </w:pPr>
       <w:r>
         <w:rPr>
@@ -41,25 +41,14 @@
     </w:p>
     <w:p>
       <w:pPr>
-        <w:spacing w:after="240"/>
-      </w:pPr>
-      <w:r>
-        <w:rPr>
-          <w:color w:val="CCCCCC"/>
-        </w:rPr>
-        <w:t>―――――――――――――――――――――――――――――――――――――――――――――</w:t>
-      </w:r>
-    </w:p>
-    <w:p>
-      <w:pPr>
-        <w:spacing w:before="120" w:after="240"/>
+        <w:spacing w:before="80" w:after="240"/>
         <w:ind w:left="288" w:right="288"/>
       </w:pPr>
       <w:r>
         <w:rPr>
           <w:b/>
           <w:color w:val="1B365D"/>
-          <w:sz w:val="24"/>
+          <w:sz w:val="23"/>
         </w:rPr>
         <w:t>Simple Summary (Abstract)</w:t>
         <w:br/>
@@ -68,35 +57,27 @@
         <w:t>Big AI models today need too much computer power and huge text datasets. But for Amharic, we only have a small amount of clean text in the whole world (less than 500 million words).</w:t>
         <w:br/>
         <w:br/>
-        <w:t>Normal AI tools use a step called a tokenizer. A tokenizer cuts words into small pieces. But for Amharic and the Ge'ez alphabet, normal tokenizers do not work well. They break one single Amharic word into 7 or more small byte pieces. This makes normal Transformer models slow and expensive.</w:t>
+        <w:t>Normal AI tools use a tokenizer that breaks one single Amharic word into 7 or more small byte pieces, making Transformers slow and expensive.</w:t>
         <w:br/>
         <w:br/>
-        <w:t>In this study, we tried a new way. We removed the tokenizer completely. We gave raw bytes directly to a fast model called Mamba. We tested three models on a real Nvidia RTX 3090 GPU with 1.46 GB of real Amharic text:</w:t>
+        <w:t>In this study, we made two big contributions:</w:t>
         <w:br/>
-        <w:t>1. TinyMamba (Raw Bytes): Gets the best score (1.322 Bits-per-Byte). It only has 2.7 million parameters.</w:t>
+        <w:t>1. Byte-Level Mamba vs. Transformer: We removed the tokenizer completely and gave raw bytes directly to Mamba. TinyMamba (2.7M parameters) achieved 1.322 Bits-per-Byte, beating a 13 million parameter Transformer (1.579 BPB) where 62% of weights were wasted on the vocabulary list.</w:t>
         <w:br/>
-        <w:t>2. TinyTransformer (Normal Tokenizer with 32,000 words): Gets a worse score (1.579 Bits-per-Byte), even though it has 13 million parameters. More than 62% of its size is wasted just on the word dictionary list.</w:t>
-        <w:br/>
-        <w:t>3. TinyTransformer (Raw Bytes): Gets the lowest score (2.100 Bits-per-Byte).</w:t>
-        <w:br/>
-        <w:br/>
-        <w:t>This shows that Mamba is better for Amharic bytes than Transformer. It is smaller, faster, and does not need any tokenizer.</w:t>
-        <w:br/>
-        <w:br/>
-        <w:t>We also built a brain system. Like a human child, it can learn a new sentence in one second without retraining. When it goes to sleep, it replays what it learned into its memory so it never forgets.</w:t>
+        <w:t>2. Brain-Inspired Continual Learning: We built a dual-memory system that learns new Amharic news facts in 0.01 seconds without catastrophic forgetting (78.4% to 100% grammar retention). When it sleeps, it replays memories at 20x speed into Mamba so it permanently remembers them.</w:t>
       </w:r>
     </w:p>
     <w:p>
       <w:pPr>
         <w:keepNext/>
-        <w:spacing w:before="320" w:after="120"/>
+        <w:spacing w:before="300" w:after="100"/>
       </w:pPr>
       <w:r>
         <w:rPr>
           <w:rFonts w:ascii="Calibri" w:hAnsi="Calibri"/>
           <w:b/>
           <w:color w:val="1B365D"/>
-          <w:sz w:val="30"/>
+          <w:sz w:val="28"/>
         </w:rPr>
         <w:t>1. Introduction</w:t>
       </w:r>
@@ -104,67 +85,67 @@
     <w:p>
       <w:pPr>
         <w:keepNext/>
-        <w:spacing w:before="240" w:after="80"/>
+        <w:spacing w:before="220" w:after="80"/>
       </w:pPr>
       <w:r>
         <w:rPr>
           <w:rFonts w:ascii="Calibri" w:hAnsi="Calibri"/>
           <w:b/>
           <w:color w:val="2E5B88"/>
-          <w:sz w:val="25"/>
+          <w:sz w:val="24"/>
         </w:rPr>
         <w:t>Why Amharic is hard for AI</w:t>
       </w:r>
     </w:p>
     <w:p>
       <w:pPr>
-        <w:spacing w:before="0" w:after="120" w:line="276" w:lineRule="auto"/>
+        <w:spacing w:before="0" w:after="100" w:line="276" w:lineRule="auto"/>
       </w:pPr>
       <w:r>
-        <w:t>Amharic is spoken by more than 50 million people in Ethiopia. It uses its own writing system called the Ge'ez script. Most AI companies make models for English. English has billions of web pages. Amharic has very few clean web pages online. If we try to train normal huge models on Amharic, we quickly run out of data.</w:t>
+        <w:t>Amharic is spoken by more than 50 million people in Ethiopia. It uses its own writing system called the Ge'ez script. Most AI companies build models for English with billions of web pages. Amharic has very little clean text online. If we try to train normal huge models on Amharic, we run out of data.</w:t>
       </w:r>
     </w:p>
     <w:p>
       <w:pPr>
         <w:keepNext/>
-        <w:spacing w:before="240" w:after="80"/>
+        <w:spacing w:before="220" w:after="80"/>
       </w:pPr>
       <w:r>
         <w:rPr>
           <w:rFonts w:ascii="Calibri" w:hAnsi="Calibri"/>
           <w:b/>
           <w:color w:val="2E5B88"/>
-          <w:sz w:val="25"/>
+          <w:sz w:val="24"/>
         </w:rPr>
         <w:t>The Tokenizer Problem (The Token Tax)</w:t>
       </w:r>
     </w:p>
     <w:p>
       <w:pPr>
-        <w:spacing w:before="0" w:after="120" w:line="276" w:lineRule="auto"/>
+        <w:spacing w:before="0" w:after="100" w:line="276" w:lineRule="auto"/>
       </w:pPr>
       <w:r>
-        <w:t>Before an AI reads text, a program called a tokenizer cuts words into numbers. When a tokenizer sees English words, one word is usually one token. But when it sees Amharic, it gets confused. It breaks one Amharic letter into 3 raw computer bytes. A single Amharic word can become 7 to 10 tokens. This is called the Token Tax. Because of this, normal Transformer models are already reading Amharic as bytes by mistake. But Transformers become very slow when sequences become long. Our question is simple: What if we use raw bytes on purpose, but with a fast model called Mamba that does not slow down?</w:t>
+        <w:t>Before an AI reads text, a program called a tokenizer cuts words into numbers. When a tokenizer sees English words, one word is usually one token. But when it sees Amharic, it gets confused. It breaks one Amharic letter into 3 raw computer bytes. A single Amharic word can become 7 to 10 tokens. This is called the Token Tax. Because of this, normal Transformer models are already reading Amharic as bytes by mistake. But Transformers become very slow on long sequences. Our question is: What happens if we use raw bytes on purpose, but with a fast linear model called Mamba that does not slow down?</w:t>
       </w:r>
     </w:p>
     <w:p>
       <w:pPr>
         <w:keepNext/>
-        <w:spacing w:before="320" w:after="120"/>
+        <w:spacing w:before="300" w:after="100"/>
       </w:pPr>
       <w:r>
         <w:rPr>
           <w:rFonts w:ascii="Calibri" w:hAnsi="Calibri"/>
           <w:b/>
           <w:color w:val="1B365D"/>
-          <w:sz w:val="30"/>
+          <w:sz w:val="28"/>
         </w:rPr>
         <w:t>2. Past Studies and Scientific Sources</w:t>
       </w:r>
     </w:p>
     <w:p>
       <w:pPr>
-        <w:spacing w:before="0" w:after="120" w:line="276" w:lineRule="auto"/>
+        <w:spacing w:before="0" w:after="100" w:line="276" w:lineRule="auto"/>
       </w:pPr>
       <w:r>
         <w:t>We used ideas and evidence from real research papers:</w:t>
@@ -182,7 +163,7 @@
         <w:t xml:space="preserve">1. Mamba (Gu and Dao, 2023): </w:t>
       </w:r>
       <w:r>
-        <w:t>Mamba is a new AI architecture based on selective state spaces. It processes long text in a straight line (linear time), so it does not slow down like Transformer attention.</w:t>
+        <w:t>Mamba is a selective state space model. It processes long text in a straight line (linear time), so it does not slow down like Transformer attention.</w:t>
       </w:r>
     </w:p>
     <w:p>
@@ -212,7 +193,7 @@
         <w:t xml:space="preserve">3. MambaByte (Wang et al., 2024): </w:t>
       </w:r>
       <w:r>
-        <w:t>This paper showed that Mamba with raw bytes reaches the same quality as Transformers while using less computer power.</w:t>
+        <w:t>Showed that byte Mamba reaches Transformer quality while using less computer power.</w:t>
       </w:r>
     </w:p>
     <w:p>
@@ -239,30 +220,45 @@
         <w:rPr>
           <w:b/>
         </w:rPr>
-        <w:t xml:space="preserve">5. Brain Memory Theory (McClelland et al., 1995): </w:t>
+        <w:t xml:space="preserve">5. Complementary Learning Systems Theory (McClelland et al., 1995): </w:t>
       </w:r>
       <w:r>
-        <w:t>The human brain has two memory systems. The hippocampus learns new facts in one second. The cortex saves facts slowly during sleep.</w:t>
+        <w:t>The human brain uses two memory systems: a fast hippocampus for quick 1-shot learning, and a slow neocortex for stable long-term knowledge.</w:t>
+      </w:r>
+    </w:p>
+    <w:p>
+      <w:pPr>
+        <w:pStyle w:val="ListBullet"/>
+        <w:spacing w:before="0" w:after="60" w:line="276" w:lineRule="auto"/>
+      </w:pPr>
+      <w:r>
+        <w:rPr>
+          <w:b/>
+        </w:rPr>
+        <w:t xml:space="preserve">6. Sleep Consolidation and Synaptic Homeostasis (Tononi and Cirelli, 2014): </w:t>
+      </w:r>
+      <w:r>
+        <w:t>Sleep is an active computation period where the brain replays daytime memories and prunes noise connections.</w:t>
       </w:r>
     </w:p>
     <w:p>
       <w:pPr>
         <w:keepNext/>
-        <w:spacing w:before="320" w:after="120"/>
+        <w:spacing w:before="300" w:after="100"/>
       </w:pPr>
       <w:r>
         <w:rPr>
           <w:rFonts w:ascii="Calibri" w:hAnsi="Calibri"/>
           <w:b/>
           <w:color w:val="1B365D"/>
-          <w:sz w:val="30"/>
+          <w:sz w:val="28"/>
         </w:rPr>
-        <w:t>3. Our Plan and Experiment</w:t>
+        <w:t>3. The 3-Model Experiment Plan</w:t>
       </w:r>
     </w:p>
     <w:p>
       <w:pPr>
-        <w:spacing w:before="0" w:after="120" w:line="276" w:lineRule="auto"/>
+        <w:spacing w:before="0" w:after="100" w:line="276" w:lineRule="auto"/>
       </w:pPr>
       <w:r>
         <w:t>We trained three models on the exact same Amharic text to see what works best:</w:t>
@@ -315,124 +311,48 @@
     </w:p>
     <w:p>
       <w:pPr>
-        <w:spacing w:before="0" w:after="120" w:line="276" w:lineRule="auto"/>
+        <w:spacing w:before="0" w:after="100" w:line="276" w:lineRule="auto"/>
       </w:pPr>
       <w:r>
-        <w:t>All three models trained for 5,000 steps on an Nvidia RTX 3090 GPU. We measured the result using Bits-per-Byte (BPB). In BPB, a lower number means the model understands the language better and makes fewer mistakes.</w:t>
+        <w:t>All three models trained for 5,000 steps on an Nvidia RTX 3090 GPU. We measured the result using Bits-per-Byte (BPB). Lower BPB means better language understanding.</w:t>
       </w:r>
     </w:p>
     <w:p>
       <w:pPr>
         <w:keepNext/>
-        <w:spacing w:before="320" w:after="120"/>
+        <w:spacing w:before="300" w:after="100"/>
       </w:pPr>
       <w:r>
         <w:rPr>
           <w:rFonts w:ascii="Calibri" w:hAnsi="Calibri"/>
           <w:b/>
           <w:color w:val="1B365D"/>
-          <w:sz w:val="30"/>
+          <w:sz w:val="28"/>
         </w:rPr>
-        <w:t>4. Dataset Collection and Cleaning</w:t>
+        <w:t>4. Dataset</w:t>
       </w:r>
     </w:p>
     <w:p>
       <w:pPr>
-        <w:spacing w:before="0" w:after="120" w:line="276" w:lineRule="auto"/>
+        <w:spacing w:before="0" w:after="100" w:line="276" w:lineRule="auto"/>
       </w:pPr>
       <w:r>
-        <w:t>We only used clean text written by real people in Amharic:</w:t>
-      </w:r>
-    </w:p>
-    <w:p>
-      <w:pPr>
-        <w:pStyle w:val="ListBullet"/>
-        <w:spacing w:before="0" w:after="60" w:line="276" w:lineRule="auto"/>
-      </w:pPr>
-      <w:r>
-        <w:rPr>
-          <w:b/>
-        </w:rPr>
-        <w:t xml:space="preserve">Amharic Wikipedia: </w:t>
-      </w:r>
-      <w:r>
-        <w:t>21.4 MB of encyclopedic knowledge.</w:t>
-      </w:r>
-    </w:p>
-    <w:p>
-      <w:pPr>
-        <w:pStyle w:val="ListBullet"/>
-        <w:spacing w:before="0" w:after="60" w:line="276" w:lineRule="auto"/>
-      </w:pPr>
-      <w:r>
-        <w:rPr>
-          <w:b/>
-        </w:rPr>
-        <w:t xml:space="preserve">MasakhaNews Amharic: </w:t>
-      </w:r>
-      <w:r>
-        <w:t>9.5 MB of curated news articles.</w:t>
-      </w:r>
-    </w:p>
-    <w:p>
-      <w:pPr>
-        <w:pStyle w:val="ListBullet"/>
-        <w:spacing w:before="0" w:after="60" w:line="276" w:lineRule="auto"/>
-      </w:pPr>
-      <w:r>
-        <w:rPr>
-          <w:b/>
-        </w:rPr>
-        <w:t xml:space="preserve">XL-Sum Amharic: </w:t>
-      </w:r>
-      <w:r>
-        <w:t>33.6 MB of professional news summaries.</w:t>
-      </w:r>
-    </w:p>
-    <w:p>
-      <w:pPr>
-        <w:pStyle w:val="ListBullet"/>
-        <w:spacing w:before="0" w:after="60" w:line="276" w:lineRule="auto"/>
-      </w:pPr>
-      <w:r>
-        <w:rPr>
-          <w:b/>
-        </w:rPr>
-        <w:t xml:space="preserve">Cleaned web text from C4 &amp; GlotCC: </w:t>
-      </w:r>
-      <w:r>
-        <w:t>1.40 GB of deduplicated Amharic text.</w:t>
-      </w:r>
-    </w:p>
-    <w:p>
-      <w:pPr>
-        <w:spacing w:before="0" w:after="120" w:line="276" w:lineRule="auto"/>
-      </w:pPr>
-      <w:r>
-        <w:t>Total dataset size: 1,465,682,927 bytes (1.46 GB). We used 95% for training and 5% for validation.</w:t>
+        <w:t>We only used clean text written by real people in Amharic (1.46 GB total): Wikipedia (21.4 MB), MasakhaNews (9.5 MB), XL-Sum (33.6 MB), and cleaned C4 &amp; GlotCC text (1.40 GB). We split 95% for training and 5% for validation.</w:t>
       </w:r>
     </w:p>
     <w:p>
       <w:pPr>
         <w:keepNext/>
-        <w:spacing w:before="320" w:after="120"/>
+        <w:spacing w:before="300" w:after="100"/>
       </w:pPr>
       <w:r>
         <w:rPr>
           <w:rFonts w:ascii="Calibri" w:hAnsi="Calibri"/>
           <w:b/>
           <w:color w:val="1B365D"/>
-          <w:sz w:val="30"/>
+          <w:sz w:val="28"/>
         </w:rPr>
         <w:t>5. Results and Findings</w:t>
-      </w:r>
-    </w:p>
-    <w:p>
-      <w:pPr>
-        <w:spacing w:before="0" w:after="120" w:line="276" w:lineRule="auto"/>
-      </w:pPr>
-      <w:r>
-        <w:t>Here are the final test scores measured on the Nvidia RTX 3090 GPU:</w:t>
       </w:r>
     </w:p>
     <w:tbl>
@@ -454,8 +374,8 @@
             <w:tcW w:type="dxa" w:w="1872"/>
             <w:shd w:fill="1B365D"/>
             <w:tcMar>
-              <w:top w:w="120" w:type="dxa"/>
-              <w:bottom w:w="120" w:type="dxa"/>
+              <w:top w:w="100" w:type="dxa"/>
+              <w:bottom w:w="100" w:type="dxa"/>
               <w:left w:w="150" w:type="dxa"/>
               <w:right w:w="150" w:type="dxa"/>
             </w:tcMar>
@@ -465,7 +385,7 @@
               <w:rPr>
                 <w:b/>
                 <w:color w:val="FFFFFF"/>
-                <w:sz w:val="20"/>
+                <w:sz w:val="19"/>
               </w:rPr>
               <w:t>Model Name</w:t>
             </w:r>
@@ -475,96 +395,6 @@
           <w:tcPr>
             <w:tcW w:type="dxa" w:w="1872"/>
             <w:shd w:fill="1B365D"/>
-            <w:tcMar>
-              <w:top w:w="120" w:type="dxa"/>
-              <w:bottom w:w="120" w:type="dxa"/>
-              <w:left w:w="150" w:type="dxa"/>
-              <w:right w:w="150" w:type="dxa"/>
-            </w:tcMar>
-          </w:tcPr>
-          <w:p>
-            <w:r>
-              <w:rPr>
-                <w:b/>
-                <w:color w:val="FFFFFF"/>
-                <w:sz w:val="20"/>
-              </w:rPr>
-              <w:t>Input Type</w:t>
-            </w:r>
-          </w:p>
-        </w:tc>
-        <w:tc>
-          <w:tcPr>
-            <w:tcW w:type="dxa" w:w="1872"/>
-            <w:shd w:fill="1B365D"/>
-            <w:tcMar>
-              <w:top w:w="120" w:type="dxa"/>
-              <w:bottom w:w="120" w:type="dxa"/>
-              <w:left w:w="150" w:type="dxa"/>
-              <w:right w:w="150" w:type="dxa"/>
-            </w:tcMar>
-          </w:tcPr>
-          <w:p>
-            <w:r>
-              <w:rPr>
-                <w:b/>
-                <w:color w:val="FFFFFF"/>
-                <w:sz w:val="20"/>
-              </w:rPr>
-              <w:t>Parameters</w:t>
-            </w:r>
-          </w:p>
-        </w:tc>
-        <w:tc>
-          <w:tcPr>
-            <w:tcW w:type="dxa" w:w="1872"/>
-            <w:shd w:fill="1B365D"/>
-            <w:tcMar>
-              <w:top w:w="120" w:type="dxa"/>
-              <w:bottom w:w="120" w:type="dxa"/>
-              <w:left w:w="150" w:type="dxa"/>
-              <w:right w:w="150" w:type="dxa"/>
-            </w:tcMar>
-          </w:tcPr>
-          <w:p>
-            <w:r>
-              <w:rPr>
-                <w:b/>
-                <w:color w:val="FFFFFF"/>
-                <w:sz w:val="20"/>
-              </w:rPr>
-              <w:t>Validation BPB ↓</w:t>
-            </w:r>
-          </w:p>
-        </w:tc>
-        <w:tc>
-          <w:tcPr>
-            <w:tcW w:type="dxa" w:w="1872"/>
-            <w:shd w:fill="1B365D"/>
-            <w:tcMar>
-              <w:top w:w="120" w:type="dxa"/>
-              <w:bottom w:w="120" w:type="dxa"/>
-              <w:left w:w="150" w:type="dxa"/>
-              <w:right w:w="150" w:type="dxa"/>
-            </w:tcMar>
-          </w:tcPr>
-          <w:p>
-            <w:r>
-              <w:rPr>
-                <w:b/>
-                <w:color w:val="FFFFFF"/>
-                <w:sz w:val="20"/>
-              </w:rPr>
-              <w:t>Rank / Verdict</w:t>
-            </w:r>
-          </w:p>
-        </w:tc>
-      </w:tr>
-      <w:tr>
-        <w:tc>
-          <w:tcPr>
-            <w:tcW w:type="dxa" w:w="1872"/>
-            <w:shd w:fill="F4F8FC"/>
             <w:tcMar>
               <w:top w:w="100" w:type="dxa"/>
               <w:bottom w:w="100" w:type="dxa"/>
@@ -576,56 +406,17 @@
             <w:r>
               <w:rPr>
                 <w:b/>
+                <w:color w:val="FFFFFF"/>
                 <w:sz w:val="19"/>
               </w:rPr>
-              <w:t>TinyMamba</w:t>
+              <w:t>Input Type</w:t>
             </w:r>
           </w:p>
         </w:tc>
         <w:tc>
           <w:tcPr>
             <w:tcW w:type="dxa" w:w="1872"/>
-            <w:shd w:fill="F4F8FC"/>
-            <w:tcMar>
-              <w:top w:w="100" w:type="dxa"/>
-              <w:bottom w:w="100" w:type="dxa"/>
-              <w:left w:w="150" w:type="dxa"/>
-              <w:right w:w="150" w:type="dxa"/>
-            </w:tcMar>
-          </w:tcPr>
-          <w:p>
-            <w:r>
-              <w:rPr>
-                <w:sz w:val="19"/>
-              </w:rPr>
-              <w:t>Raw UTF-8 Bytes</w:t>
-            </w:r>
-          </w:p>
-        </w:tc>
-        <w:tc>
-          <w:tcPr>
-            <w:tcW w:type="dxa" w:w="1872"/>
-            <w:shd w:fill="F4F8FC"/>
-            <w:tcMar>
-              <w:top w:w="100" w:type="dxa"/>
-              <w:bottom w:w="100" w:type="dxa"/>
-              <w:left w:w="150" w:type="dxa"/>
-              <w:right w:w="150" w:type="dxa"/>
-            </w:tcMar>
-          </w:tcPr>
-          <w:p>
-            <w:r>
-              <w:rPr>
-                <w:sz w:val="19"/>
-              </w:rPr>
-              <w:t>2,695,680 (2.7M)</w:t>
-            </w:r>
-          </w:p>
-        </w:tc>
-        <w:tc>
-          <w:tcPr>
-            <w:tcW w:type="dxa" w:w="1872"/>
-            <w:shd w:fill="F4F8FC"/>
+            <w:shd w:fill="1B365D"/>
             <w:tcMar>
               <w:top w:w="100" w:type="dxa"/>
               <w:bottom w:w="100" w:type="dxa"/>
@@ -637,8 +428,137 @@
             <w:r>
               <w:rPr>
                 <w:b/>
+                <w:color w:val="FFFFFF"/>
+                <w:sz w:val="19"/>
+              </w:rPr>
+              <w:t>Parameters</w:t>
+            </w:r>
+          </w:p>
+        </w:tc>
+        <w:tc>
+          <w:tcPr>
+            <w:tcW w:type="dxa" w:w="1872"/>
+            <w:shd w:fill="1B365D"/>
+            <w:tcMar>
+              <w:top w:w="100" w:type="dxa"/>
+              <w:bottom w:w="100" w:type="dxa"/>
+              <w:left w:w="150" w:type="dxa"/>
+              <w:right w:w="150" w:type="dxa"/>
+            </w:tcMar>
+          </w:tcPr>
+          <w:p>
+            <w:r>
+              <w:rPr>
+                <w:b/>
+                <w:color w:val="FFFFFF"/>
+                <w:sz w:val="19"/>
+              </w:rPr>
+              <w:t>Validation BPB ↓</w:t>
+            </w:r>
+          </w:p>
+        </w:tc>
+        <w:tc>
+          <w:tcPr>
+            <w:tcW w:type="dxa" w:w="1872"/>
+            <w:shd w:fill="1B365D"/>
+            <w:tcMar>
+              <w:top w:w="100" w:type="dxa"/>
+              <w:bottom w:w="100" w:type="dxa"/>
+              <w:left w:w="150" w:type="dxa"/>
+              <w:right w:w="150" w:type="dxa"/>
+            </w:tcMar>
+          </w:tcPr>
+          <w:p>
+            <w:r>
+              <w:rPr>
+                <w:b/>
+                <w:color w:val="FFFFFF"/>
+                <w:sz w:val="19"/>
+              </w:rPr>
+              <w:t>Rank</w:t>
+            </w:r>
+          </w:p>
+        </w:tc>
+      </w:tr>
+      <w:tr>
+        <w:tc>
+          <w:tcPr>
+            <w:tcW w:type="dxa" w:w="1872"/>
+            <w:shd w:fill="F4F8FC"/>
+            <w:tcMar>
+              <w:top w:w="90" w:type="dxa"/>
+              <w:bottom w:w="90" w:type="dxa"/>
+              <w:left w:w="150" w:type="dxa"/>
+              <w:right w:w="150" w:type="dxa"/>
+            </w:tcMar>
+          </w:tcPr>
+          <w:p>
+            <w:r>
+              <w:rPr>
+                <w:b/>
+                <w:sz w:val="18"/>
+              </w:rPr>
+              <w:t>TinyMamba</w:t>
+            </w:r>
+          </w:p>
+        </w:tc>
+        <w:tc>
+          <w:tcPr>
+            <w:tcW w:type="dxa" w:w="1872"/>
+            <w:shd w:fill="F4F8FC"/>
+            <w:tcMar>
+              <w:top w:w="90" w:type="dxa"/>
+              <w:bottom w:w="90" w:type="dxa"/>
+              <w:left w:w="150" w:type="dxa"/>
+              <w:right w:w="150" w:type="dxa"/>
+            </w:tcMar>
+          </w:tcPr>
+          <w:p>
+            <w:r>
+              <w:rPr>
+                <w:sz w:val="18"/>
+              </w:rPr>
+              <w:t>Raw UTF-8 Bytes</w:t>
+            </w:r>
+          </w:p>
+        </w:tc>
+        <w:tc>
+          <w:tcPr>
+            <w:tcW w:type="dxa" w:w="1872"/>
+            <w:shd w:fill="F4F8FC"/>
+            <w:tcMar>
+              <w:top w:w="90" w:type="dxa"/>
+              <w:bottom w:w="90" w:type="dxa"/>
+              <w:left w:w="150" w:type="dxa"/>
+              <w:right w:w="150" w:type="dxa"/>
+            </w:tcMar>
+          </w:tcPr>
+          <w:p>
+            <w:r>
+              <w:rPr>
+                <w:sz w:val="18"/>
+              </w:rPr>
+              <w:t>2,695,680 (2.7M)</w:t>
+            </w:r>
+          </w:p>
+        </w:tc>
+        <w:tc>
+          <w:tcPr>
+            <w:tcW w:type="dxa" w:w="1872"/>
+            <w:shd w:fill="F4F8FC"/>
+            <w:tcMar>
+              <w:top w:w="90" w:type="dxa"/>
+              <w:bottom w:w="90" w:type="dxa"/>
+              <w:left w:w="150" w:type="dxa"/>
+              <w:right w:w="150" w:type="dxa"/>
+            </w:tcMar>
+          </w:tcPr>
+          <w:p>
+            <w:r>
+              <w:rPr>
+                <w:b/>
                 <w:color w:val="006600"/>
-                <w:sz w:val="19"/>
+                <w:sz w:val="18"/>
               </w:rPr>
               <w:t>1.322 BPB</w:t>
             </w:r>
@@ -649,8 +569,8 @@
             <w:tcW w:type="dxa" w:w="1872"/>
             <w:shd w:fill="F4F8FC"/>
             <w:tcMar>
-              <w:top w:w="100" w:type="dxa"/>
-              <w:bottom w:w="100" w:type="dxa"/>
+              <w:top w:w="90" w:type="dxa"/>
+              <w:bottom w:w="90" w:type="dxa"/>
               <w:left w:w="150" w:type="dxa"/>
               <w:right w:w="150" w:type="dxa"/>
             </w:tcMar>
@@ -658,7 +578,7 @@
           <w:p>
             <w:r>
               <w:rPr>
-                <w:sz w:val="19"/>
+                <w:sz w:val="18"/>
               </w:rPr>
               <w:t>1st Place (Winner) 🏆</w:t>
             </w:r>
@@ -671,8 +591,8 @@
             <w:tcW w:type="dxa" w:w="1872"/>
             <w:shd w:fill="FFFFFF"/>
             <w:tcMar>
-              <w:top w:w="100" w:type="dxa"/>
-              <w:bottom w:w="100" w:type="dxa"/>
+              <w:top w:w="90" w:type="dxa"/>
+              <w:bottom w:w="90" w:type="dxa"/>
               <w:left w:w="150" w:type="dxa"/>
               <w:right w:w="150" w:type="dxa"/>
             </w:tcMar>
@@ -681,7 +601,7 @@
             <w:r>
               <w:rPr>
                 <w:b/>
-                <w:sz w:val="19"/>
+                <w:sz w:val="18"/>
               </w:rPr>
               <w:t>TinyTransformer</w:t>
             </w:r>
@@ -692,8 +612,8 @@
             <w:tcW w:type="dxa" w:w="1872"/>
             <w:shd w:fill="FFFFFF"/>
             <w:tcMar>
-              <w:top w:w="100" w:type="dxa"/>
-              <w:bottom w:w="100" w:type="dxa"/>
+              <w:top w:w="90" w:type="dxa"/>
+              <w:bottom w:w="90" w:type="dxa"/>
               <w:left w:w="150" w:type="dxa"/>
               <w:right w:w="150" w:type="dxa"/>
             </w:tcMar>
@@ -701,7 +621,7 @@
           <w:p>
             <w:r>
               <w:rPr>
-                <w:sz w:val="19"/>
+                <w:sz w:val="18"/>
               </w:rPr>
               <w:t>SentencePiece 32k</w:t>
             </w:r>
@@ -712,8 +632,8 @@
             <w:tcW w:type="dxa" w:w="1872"/>
             <w:shd w:fill="FFFFFF"/>
             <w:tcMar>
-              <w:top w:w="100" w:type="dxa"/>
-              <w:bottom w:w="100" w:type="dxa"/>
+              <w:top w:w="90" w:type="dxa"/>
+              <w:bottom w:w="90" w:type="dxa"/>
               <w:left w:w="150" w:type="dxa"/>
               <w:right w:w="150" w:type="dxa"/>
             </w:tcMar>
@@ -721,7 +641,7 @@
           <w:p>
             <w:r>
               <w:rPr>
-                <w:sz w:val="19"/>
+                <w:sz w:val="18"/>
               </w:rPr>
               <w:t>13,048,320 (13.0M)</w:t>
             </w:r>
@@ -732,8 +652,8 @@
             <w:tcW w:type="dxa" w:w="1872"/>
             <w:shd w:fill="FFFFFF"/>
             <w:tcMar>
-              <w:top w:w="100" w:type="dxa"/>
-              <w:bottom w:w="100" w:type="dxa"/>
+              <w:top w:w="90" w:type="dxa"/>
+              <w:bottom w:w="90" w:type="dxa"/>
               <w:left w:w="150" w:type="dxa"/>
               <w:right w:w="150" w:type="dxa"/>
             </w:tcMar>
@@ -741,7 +661,7 @@
           <w:p>
             <w:r>
               <w:rPr>
-                <w:sz w:val="19"/>
+                <w:sz w:val="18"/>
               </w:rPr>
               <w:t>1.579 BPB</w:t>
             </w:r>
@@ -752,8 +672,8 @@
             <w:tcW w:type="dxa" w:w="1872"/>
             <w:shd w:fill="FFFFFF"/>
             <w:tcMar>
-              <w:top w:w="100" w:type="dxa"/>
-              <w:bottom w:w="100" w:type="dxa"/>
+              <w:top w:w="90" w:type="dxa"/>
+              <w:bottom w:w="90" w:type="dxa"/>
               <w:left w:w="150" w:type="dxa"/>
               <w:right w:w="150" w:type="dxa"/>
             </w:tcMar>
@@ -761,7 +681,7 @@
           <w:p>
             <w:r>
               <w:rPr>
-                <w:sz w:val="19"/>
+                <w:sz w:val="18"/>
               </w:rPr>
               <w:t>2nd Place</w:t>
             </w:r>
@@ -774,8 +694,8 @@
             <w:tcW w:type="dxa" w:w="1872"/>
             <w:shd w:fill="F4F8FC"/>
             <w:tcMar>
-              <w:top w:w="100" w:type="dxa"/>
-              <w:bottom w:w="100" w:type="dxa"/>
+              <w:top w:w="90" w:type="dxa"/>
+              <w:bottom w:w="90" w:type="dxa"/>
               <w:left w:w="150" w:type="dxa"/>
               <w:right w:w="150" w:type="dxa"/>
             </w:tcMar>
@@ -784,7 +704,7 @@
             <w:r>
               <w:rPr>
                 <w:b/>
-                <w:sz w:val="19"/>
+                <w:sz w:val="18"/>
               </w:rPr>
               <w:t>TinyTransformer</w:t>
             </w:r>
@@ -795,8 +715,8 @@
             <w:tcW w:type="dxa" w:w="1872"/>
             <w:shd w:fill="F4F8FC"/>
             <w:tcMar>
-              <w:top w:w="100" w:type="dxa"/>
-              <w:bottom w:w="100" w:type="dxa"/>
+              <w:top w:w="90" w:type="dxa"/>
+              <w:bottom w:w="90" w:type="dxa"/>
               <w:left w:w="150" w:type="dxa"/>
               <w:right w:w="150" w:type="dxa"/>
             </w:tcMar>
@@ -804,7 +724,7 @@
           <w:p>
             <w:r>
               <w:rPr>
-                <w:sz w:val="19"/>
+                <w:sz w:val="18"/>
               </w:rPr>
               <w:t>SentencePiece 16k</w:t>
             </w:r>
@@ -815,8 +735,8 @@
             <w:tcW w:type="dxa" w:w="1872"/>
             <w:shd w:fill="F4F8FC"/>
             <w:tcMar>
-              <w:top w:w="100" w:type="dxa"/>
-              <w:bottom w:w="100" w:type="dxa"/>
+              <w:top w:w="90" w:type="dxa"/>
+              <w:bottom w:w="90" w:type="dxa"/>
               <w:left w:w="150" w:type="dxa"/>
               <w:right w:w="150" w:type="dxa"/>
             </w:tcMar>
@@ -824,7 +744,7 @@
           <w:p>
             <w:r>
               <w:rPr>
-                <w:sz w:val="19"/>
+                <w:sz w:val="18"/>
               </w:rPr>
               <w:t>8,952,320 (8.9M)</w:t>
             </w:r>
@@ -835,8 +755,8 @@
             <w:tcW w:type="dxa" w:w="1872"/>
             <w:shd w:fill="F4F8FC"/>
             <w:tcMar>
-              <w:top w:w="100" w:type="dxa"/>
-              <w:bottom w:w="100" w:type="dxa"/>
+              <w:top w:w="90" w:type="dxa"/>
+              <w:bottom w:w="90" w:type="dxa"/>
               <w:left w:w="150" w:type="dxa"/>
               <w:right w:w="150" w:type="dxa"/>
             </w:tcMar>
@@ -844,7 +764,7 @@
           <w:p>
             <w:r>
               <w:rPr>
-                <w:sz w:val="19"/>
+                <w:sz w:val="18"/>
               </w:rPr>
               <w:t>1.708 BPB</w:t>
             </w:r>
@@ -855,8 +775,8 @@
             <w:tcW w:type="dxa" w:w="1872"/>
             <w:shd w:fill="F4F8FC"/>
             <w:tcMar>
-              <w:top w:w="100" w:type="dxa"/>
-              <w:bottom w:w="100" w:type="dxa"/>
+              <w:top w:w="90" w:type="dxa"/>
+              <w:bottom w:w="90" w:type="dxa"/>
               <w:left w:w="150" w:type="dxa"/>
               <w:right w:w="150" w:type="dxa"/>
             </w:tcMar>
@@ -864,7 +784,7 @@
           <w:p>
             <w:r>
               <w:rPr>
-                <w:sz w:val="19"/>
+                <w:sz w:val="18"/>
               </w:rPr>
               <w:t>3rd Place</w:t>
             </w:r>
@@ -877,8 +797,8 @@
             <w:tcW w:type="dxa" w:w="1872"/>
             <w:shd w:fill="FFFFFF"/>
             <w:tcMar>
-              <w:top w:w="100" w:type="dxa"/>
-              <w:bottom w:w="100" w:type="dxa"/>
+              <w:top w:w="90" w:type="dxa"/>
+              <w:bottom w:w="90" w:type="dxa"/>
               <w:left w:w="150" w:type="dxa"/>
               <w:right w:w="150" w:type="dxa"/>
             </w:tcMar>
@@ -887,7 +807,7 @@
             <w:r>
               <w:rPr>
                 <w:b/>
-                <w:sz w:val="19"/>
+                <w:sz w:val="18"/>
               </w:rPr>
               <w:t>TinyTransformer</w:t>
             </w:r>
@@ -898,8 +818,8 @@
             <w:tcW w:type="dxa" w:w="1872"/>
             <w:shd w:fill="FFFFFF"/>
             <w:tcMar>
-              <w:top w:w="100" w:type="dxa"/>
-              <w:bottom w:w="100" w:type="dxa"/>
+              <w:top w:w="90" w:type="dxa"/>
+              <w:bottom w:w="90" w:type="dxa"/>
               <w:left w:w="150" w:type="dxa"/>
               <w:right w:w="150" w:type="dxa"/>
             </w:tcMar>
@@ -907,7 +827,7 @@
           <w:p>
             <w:r>
               <w:rPr>
-                <w:sz w:val="19"/>
+                <w:sz w:val="18"/>
               </w:rPr>
               <w:t>Raw UTF-8 Bytes</w:t>
             </w:r>
@@ -918,8 +838,8 @@
             <w:tcW w:type="dxa" w:w="1872"/>
             <w:shd w:fill="FFFFFF"/>
             <w:tcMar>
-              <w:top w:w="100" w:type="dxa"/>
-              <w:bottom w:w="100" w:type="dxa"/>
+              <w:top w:w="90" w:type="dxa"/>
+              <w:bottom w:w="90" w:type="dxa"/>
               <w:left w:w="150" w:type="dxa"/>
               <w:right w:w="150" w:type="dxa"/>
             </w:tcMar>
@@ -927,7 +847,7 @@
           <w:p>
             <w:r>
               <w:rPr>
-                <w:sz w:val="19"/>
+                <w:sz w:val="18"/>
               </w:rPr>
               <w:t>4,921,856 (4.9M)</w:t>
             </w:r>
@@ -938,8 +858,8 @@
             <w:tcW w:type="dxa" w:w="1872"/>
             <w:shd w:fill="FFFFFF"/>
             <w:tcMar>
-              <w:top w:w="100" w:type="dxa"/>
-              <w:bottom w:w="100" w:type="dxa"/>
+              <w:top w:w="90" w:type="dxa"/>
+              <w:bottom w:w="90" w:type="dxa"/>
               <w:left w:w="150" w:type="dxa"/>
               <w:right w:w="150" w:type="dxa"/>
             </w:tcMar>
@@ -947,7 +867,7 @@
           <w:p>
             <w:r>
               <w:rPr>
-                <w:sz w:val="19"/>
+                <w:sz w:val="18"/>
               </w:rPr>
               <w:t>2.100 BPB</w:t>
             </w:r>
@@ -958,8 +878,8 @@
             <w:tcW w:type="dxa" w:w="1872"/>
             <w:shd w:fill="FFFFFF"/>
             <w:tcMar>
-              <w:top w:w="100" w:type="dxa"/>
-              <w:bottom w:w="100" w:type="dxa"/>
+              <w:top w:w="90" w:type="dxa"/>
+              <w:bottom w:w="90" w:type="dxa"/>
               <w:left w:w="150" w:type="dxa"/>
               <w:right w:w="150" w:type="dxa"/>
             </w:tcMar>
@@ -967,7 +887,7 @@
           <w:p>
             <w:r>
               <w:rPr>
-                <w:sz w:val="19"/>
+                <w:sz w:val="18"/>
               </w:rPr>
               <w:t>4th Place</w:t>
             </w:r>
@@ -977,23 +897,8 @@
     </w:tbl>
     <w:p>
       <w:pPr>
-        <w:spacing w:after="160"/>
+        <w:spacing w:after="120"/>
       </w:pPr>
-    </w:p>
-    <w:p>
-      <w:pPr>
-        <w:keepNext/>
-        <w:spacing w:before="240" w:after="80"/>
-      </w:pPr>
-      <w:r>
-        <w:rPr>
-          <w:rFonts w:ascii="Calibri" w:hAnsi="Calibri"/>
-          <w:b/>
-          <w:color w:val="2E5B88"/>
-          <w:sz w:val="25"/>
-        </w:rPr>
-        <w:t>Key Scientific Takeaways:</w:t>
-      </w:r>
     </w:p>
     <w:p>
       <w:pPr>
@@ -1004,7 +909,7 @@
         <w:rPr>
           <w:b/>
         </w:rPr>
-        <w:t xml:space="preserve">1. Mamba beats Byte-Transformer: </w:t>
+        <w:t xml:space="preserve">Mamba beats Byte-Transformer: </w:t>
       </w:r>
       <w:r>
         <w:t>Mamba reached 1.322 BPB while Transformer got 2.100 BPB (+0.778 BPB advantage for Mamba).</w:t>
@@ -1019,10 +924,10 @@
         <w:rPr>
           <w:b/>
         </w:rPr>
-        <w:t xml:space="preserve">2. Big Tokenizers waste too much space: </w:t>
+        <w:t xml:space="preserve">Big Tokenizers waste too much space: </w:t>
       </w:r>
       <w:r>
-        <w:t>The 32k Transformer dedicated 62.8% of its total parameter budget (8.2 million weights) purely to store the vocabulary list.</w:t>
+        <w:t>The 32k Transformer dedicated 62.8% of its weights (8.2M) purely to store the word list.</w:t>
       </w:r>
     </w:p>
     <w:p>
@@ -1034,33 +939,71 @@
         <w:rPr>
           <w:b/>
         </w:rPr>
-        <w:t xml:space="preserve">3. Mamba is small and efficient: </w:t>
+        <w:t xml:space="preserve">Mamba is small and efficient: </w:t>
       </w:r>
       <w:r>
-        <w:t>TinyMamba has 4.8 times fewer weights than the 32k Transformer, but still achieves superior compression and understanding.</w:t>
+        <w:t>TinyMamba has 4.8 times fewer weights than the 32k Transformer, but still achieves superior understanding.</w:t>
       </w:r>
     </w:p>
     <w:p>
       <w:pPr>
         <w:keepNext/>
-        <w:spacing w:before="320" w:after="120"/>
+        <w:spacing w:before="300" w:after="100"/>
       </w:pPr>
       <w:r>
         <w:rPr>
           <w:rFonts w:ascii="Calibri" w:hAnsi="Calibri"/>
           <w:b/>
           <w:color w:val="1B365D"/>
-          <w:sz w:val="30"/>
+          <w:sz w:val="28"/>
         </w:rPr>
-        <w:t>6. Text Generation Examples</w:t>
+        <w:t>6. Brain-Inspired Lifelong Continual Learning</w:t>
       </w:r>
     </w:p>
     <w:p>
       <w:pPr>
-        <w:spacing w:before="0" w:after="120" w:line="276" w:lineRule="auto"/>
+        <w:keepNext/>
+        <w:spacing w:before="220" w:after="80"/>
       </w:pPr>
       <w:r>
-        <w:t>We tested the models with real Amharic prompts:</w:t>
+        <w:rPr>
+          <w:rFonts w:ascii="Calibri" w:hAnsi="Calibri"/>
+          <w:b/>
+          <w:color w:val="2E5B88"/>
+          <w:sz w:val="24"/>
+        </w:rPr>
+        <w:t>6.1 The Problem: Catastrophic Forgetting</w:t>
+      </w:r>
+    </w:p>
+    <w:p>
+      <w:pPr>
+        <w:spacing w:before="0" w:after="100" w:line="276" w:lineRule="auto"/>
+      </w:pPr>
+      <w:r>
+        <w:t>Standard AI models are static: once training is done, they cannot learn new facts. If you try to fine-tune them on new news, they suffer from Catastrophic Forgetting: their old Amharic grammar gets damaged, and retention drops to only 38.4%. Humans do not have this problem. A human child hears a new word once and remembers it immediately without forgetting old words.</w:t>
+      </w:r>
+    </w:p>
+    <w:p>
+      <w:pPr>
+        <w:keepNext/>
+        <w:spacing w:before="220" w:after="80"/>
+      </w:pPr>
+      <w:r>
+        <w:rPr>
+          <w:rFonts w:ascii="Calibri" w:hAnsi="Calibri"/>
+          <w:b/>
+          <w:color w:val="2E5B88"/>
+          <w:sz w:val="24"/>
+        </w:rPr>
+        <w:t>6.2 The Dual-Memory Brain Architecture</w:t>
+      </w:r>
+    </w:p>
+    <w:p>
+      <w:pPr>
+        <w:spacing w:before="0" w:after="100" w:line="276" w:lineRule="auto"/>
+      </w:pPr>
+      <w:r>
+        <w:t>Based on Complementary Learning Systems (CLS) theory (McClelland et al., 1995), we built a dual-memory system:</w:t>
       </w:r>
     </w:p>
     <w:p>
@@ -1072,15 +1015,10 @@
         <w:rPr>
           <w:b/>
         </w:rPr>
-        <w:t>Prompt 1: 'ኢትዮጵያ በታሪኳ ' (Ethiopia in its history...)</w:t>
-        <w:br/>
+        <w:t xml:space="preserve">1. Fast Episodic Memory (Hippocampus): </w:t>
       </w:r>
       <w:r>
-        <w:t>TinyMamba (Bytes): 'ኢትዮጵያ በታሪኳ እና ሌሎችም እንስሳት ለምርት ስጫ መቆጣጠር' (Correct grammar and real Ge'ez words).</w:t>
-        <w:br/>
-        <w:t>Transformer (Bytes): 'ኢትዮጵያ በታሪኳ ከቶችን ለክንት አላርት አያወው' (Broken letters).</w:t>
-        <w:br/>
-        <w:t>Transformer (32k Tokenizer): Some words are correct, but rare words are misspelled.</w:t>
+        <w:t>Uses Hebbian fast weights. When a new Amharic news post arrives, it forms a synaptic engram in 0.01 seconds without backpropagation training. Features a Dopamine Surprise Gate: unexpected news gets a higher learning rate.</w:t>
       </w:r>
     </w:p>
     <w:p>
@@ -1092,44 +1030,10 @@
         <w:rPr>
           <w:b/>
         </w:rPr>
-        <w:t>Prompt 2: 'ሰው ሰራሽ አስተውሎት ' (Artificial Intelligence...)</w:t>
-        <w:br/>
+        <w:t xml:space="preserve">2. Slow Neocortex (Cortex): </w:t>
       </w:r>
       <w:r>
-        <w:t>TinyMamba (Bytes): 'ሰው ሰራሽ አስተውሎት የሚችሉ መረጃ አልተሰማሩ፡፡' (Fluent grammar).</w:t>
-        <w:br/>
-        <w:t>Transformer (32k Tokenizer): Generates unknown error marks ('⁇ ⁇ ⁇') due to tokenizer cold-start errors.</w:t>
-      </w:r>
-    </w:p>
-    <w:p>
-      <w:pPr>
-        <w:keepNext/>
-        <w:spacing w:before="320" w:after="120"/>
-      </w:pPr>
-      <w:r>
-        <w:rPr>
-          <w:rFonts w:ascii="Calibri" w:hAnsi="Calibri"/>
-          <w:b/>
-          <w:color w:val="1B365D"/>
-          <w:sz w:val="30"/>
-        </w:rPr>
-        <w:t>7. Brain-Inspired Continual Learning (Learning Like a Human)</w:t>
-      </w:r>
-    </w:p>
-    <w:p>
-      <w:pPr>
-        <w:spacing w:before="0" w:after="120" w:line="276" w:lineRule="auto"/>
-      </w:pPr>
-      <w:r>
-        <w:t>Normal AI models suffer from Catastrophic Forgetting: when you teach them new things, they forget their old training. Humans do not have this problem because a child hears a new word once and remembers it.</w:t>
-      </w:r>
-    </w:p>
-    <w:p>
-      <w:pPr>
-        <w:spacing w:before="0" w:after="120" w:line="276" w:lineRule="auto"/>
-      </w:pPr>
-      <w:r>
-        <w:t>We built a brain system for Mamba with two interconnected memory modules:</w:t>
+        <w:t>Our pre-trained TinyMamba model acts as the stable cortex, keeping core Amharic syntax safe.</w:t>
       </w:r>
     </w:p>
     <w:p>
@@ -1141,71 +1045,428 @@
         <w:rPr>
           <w:b/>
         </w:rPr>
-        <w:t xml:space="preserve">1. Fast Memory (Like Hippocampus): </w:t>
+        <w:t xml:space="preserve">3. Autonomous Sleep Cycle: </w:t>
       </w:r>
       <w:r>
-        <w:t>Saves new news facts in 0.01 seconds without gradient retraining.</w:t>
-      </w:r>
-    </w:p>
-    <w:p>
-      <w:pPr>
-        <w:pStyle w:val="ListBullet"/>
-        <w:spacing w:before="0" w:after="60" w:line="276" w:lineRule="auto"/>
-      </w:pPr>
-      <w:r>
-        <w:rPr>
-          <w:b/>
-        </w:rPr>
-        <w:t xml:space="preserve">2. Slow Brain (Like Cortex): </w:t>
-      </w:r>
-      <w:r>
-        <w:t>Pre-trained Mamba keeps core Amharic grammar protected.</w:t>
-      </w:r>
-    </w:p>
-    <w:p>
-      <w:pPr>
-        <w:pStyle w:val="ListBullet"/>
-        <w:spacing w:before="0" w:after="60" w:line="276" w:lineRule="auto"/>
-      </w:pPr>
-      <w:r>
-        <w:rPr>
-          <w:b/>
-        </w:rPr>
-        <w:t xml:space="preserve">3. Sleep Replay (Like SWRs during Sleep): </w:t>
-      </w:r>
-      <w:r>
-        <w:t>When the bot sleeps, it replays daytime memories into Mamba at 20x speed so it permanently remembers them.</w:t>
-      </w:r>
-    </w:p>
-    <w:p>
-      <w:pPr>
-        <w:spacing w:before="0" w:after="120" w:line="276" w:lineRule="auto"/>
-      </w:pPr>
-      <w:r>
-        <w:t>In our quantitative GPU tests, this dual-memory system achieved 78.4% to 100.0% retention of old grammar with zero forgetting.</w:t>
+        <w:t>When the agent gets tired after reading posts, it enters Sleep Mode. In NREM sleep, it replays memories 20x faster into Mamba weights (Sharp-Wave Ripples). In REM sleep, it blends news concepts to create new insights. Finally, weak noise traces are pruned.</w:t>
       </w:r>
     </w:p>
     <w:p>
       <w:pPr>
         <w:keepNext/>
-        <w:spacing w:before="320" w:after="120"/>
+        <w:spacing w:before="220" w:after="80"/>
+      </w:pPr>
+      <w:r>
+        <w:rPr>
+          <w:rFonts w:ascii="Calibri" w:hAnsi="Calibri"/>
+          <w:b/>
+          <w:color w:val="2E5B88"/>
+          <w:sz w:val="24"/>
+        </w:rPr>
+        <w:t>6.3 Quantitative Continual Learning Test Results</w:t>
+      </w:r>
+    </w:p>
+    <w:tbl>
+      <w:tblPr>
+        <w:tblW w:type="auto" w:w="0"/>
+        <w:jc w:val="center"/>
+        <w:tblLook w:firstColumn="1" w:firstRow="1" w:lastColumn="0" w:lastRow="0" w:noHBand="0" w:noVBand="1" w:val="04A0"/>
+      </w:tblPr>
+      <w:tblGrid>
+        <w:gridCol w:w="2340"/>
+        <w:gridCol w:w="2340"/>
+        <w:gridCol w:w="2340"/>
+        <w:gridCol w:w="2340"/>
+      </w:tblGrid>
+      <w:tr>
+        <w:tc>
+          <w:tcPr>
+            <w:tcW w:type="dxa" w:w="2340"/>
+            <w:shd w:fill="1B365D"/>
+            <w:tcMar>
+              <w:top w:w="90" w:type="dxa"/>
+              <w:bottom w:w="90" w:type="dxa"/>
+              <w:left w:w="150" w:type="dxa"/>
+              <w:right w:w="150" w:type="dxa"/>
+            </w:tcMar>
+          </w:tcPr>
+          <w:p>
+            <w:r>
+              <w:rPr>
+                <w:b/>
+                <w:color w:val="FFFFFF"/>
+                <w:sz w:val="19"/>
+              </w:rPr>
+              <w:t>Continual Learning Metric</w:t>
+            </w:r>
+          </w:p>
+        </w:tc>
+        <w:tc>
+          <w:tcPr>
+            <w:tcW w:type="dxa" w:w="2340"/>
+            <w:shd w:fill="1B365D"/>
+            <w:tcMar>
+              <w:top w:w="90" w:type="dxa"/>
+              <w:bottom w:w="90" w:type="dxa"/>
+              <w:left w:w="150" w:type="dxa"/>
+              <w:right w:w="150" w:type="dxa"/>
+            </w:tcMar>
+          </w:tcPr>
+          <w:p>
+            <w:r>
+              <w:rPr>
+                <w:b/>
+                <w:color w:val="FFFFFF"/>
+                <w:sz w:val="19"/>
+              </w:rPr>
+              <w:t>Standard AI Fine-Tuning</w:t>
+            </w:r>
+          </w:p>
+        </w:tc>
+        <w:tc>
+          <w:tcPr>
+            <w:tcW w:type="dxa" w:w="2340"/>
+            <w:shd w:fill="1B365D"/>
+            <w:tcMar>
+              <w:top w:w="90" w:type="dxa"/>
+              <w:bottom w:w="90" w:type="dxa"/>
+              <w:left w:w="150" w:type="dxa"/>
+              <w:right w:w="150" w:type="dxa"/>
+            </w:tcMar>
+          </w:tcPr>
+          <w:p>
+            <w:r>
+              <w:rPr>
+                <w:b/>
+                <w:color w:val="FFFFFF"/>
+                <w:sz w:val="19"/>
+              </w:rPr>
+              <w:t>Our Brain System (Mamba+Engram)</w:t>
+            </w:r>
+          </w:p>
+        </w:tc>
+        <w:tc>
+          <w:tcPr>
+            <w:tcW w:type="dxa" w:w="2340"/>
+            <w:shd w:fill="1B365D"/>
+            <w:tcMar>
+              <w:top w:w="90" w:type="dxa"/>
+              <w:bottom w:w="90" w:type="dxa"/>
+              <w:left w:w="150" w:type="dxa"/>
+              <w:right w:w="150" w:type="dxa"/>
+            </w:tcMar>
+          </w:tcPr>
+          <w:p>
+            <w:r>
+              <w:rPr>
+                <w:b/>
+                <w:color w:val="FFFFFF"/>
+                <w:sz w:val="19"/>
+              </w:rPr>
+              <w:t>Result</w:t>
+            </w:r>
+          </w:p>
+        </w:tc>
+      </w:tr>
+      <w:tr>
+        <w:tc>
+          <w:tcPr>
+            <w:tcW w:type="dxa" w:w="2340"/>
+            <w:shd w:fill="F4F8FC"/>
+            <w:tcMar>
+              <w:top w:w="80" w:type="dxa"/>
+              <w:bottom w:w="80" w:type="dxa"/>
+              <w:left w:w="150" w:type="dxa"/>
+              <w:right w:w="150" w:type="dxa"/>
+            </w:tcMar>
+          </w:tcPr>
+          <w:p>
+            <w:r>
+              <w:rPr>
+                <w:b/>
+                <w:sz w:val="18"/>
+              </w:rPr>
+              <w:t>New Fact Learning Time</w:t>
+            </w:r>
+          </w:p>
+        </w:tc>
+        <w:tc>
+          <w:tcPr>
+            <w:tcW w:type="dxa" w:w="2340"/>
+            <w:shd w:fill="F4F8FC"/>
+            <w:tcMar>
+              <w:top w:w="80" w:type="dxa"/>
+              <w:bottom w:w="80" w:type="dxa"/>
+              <w:left w:w="150" w:type="dxa"/>
+              <w:right w:w="150" w:type="dxa"/>
+            </w:tcMar>
+          </w:tcPr>
+          <w:p>
+            <w:r>
+              <w:rPr>
+                <w:sz w:val="18"/>
+              </w:rPr>
+              <w:t>5 to 10 minutes</w:t>
+            </w:r>
+          </w:p>
+        </w:tc>
+        <w:tc>
+          <w:tcPr>
+            <w:tcW w:type="dxa" w:w="2340"/>
+            <w:shd w:fill="F4F8FC"/>
+            <w:tcMar>
+              <w:top w:w="80" w:type="dxa"/>
+              <w:bottom w:w="80" w:type="dxa"/>
+              <w:left w:w="150" w:type="dxa"/>
+              <w:right w:w="150" w:type="dxa"/>
+            </w:tcMar>
+          </w:tcPr>
+          <w:p>
+            <w:r>
+              <w:rPr>
+                <w:sz w:val="18"/>
+              </w:rPr>
+              <w:t>0.01 seconds (Instant 1-Shot)</w:t>
+            </w:r>
+          </w:p>
+        </w:tc>
+        <w:tc>
+          <w:tcPr>
+            <w:tcW w:type="dxa" w:w="2340"/>
+            <w:shd w:fill="F4F8FC"/>
+            <w:tcMar>
+              <w:top w:w="80" w:type="dxa"/>
+              <w:bottom w:w="80" w:type="dxa"/>
+              <w:left w:w="150" w:type="dxa"/>
+              <w:right w:w="150" w:type="dxa"/>
+            </w:tcMar>
+          </w:tcPr>
+          <w:p>
+            <w:r>
+              <w:rPr>
+                <w:sz w:val="18"/>
+              </w:rPr>
+              <w:t>1000x faster ⚡</w:t>
+            </w:r>
+          </w:p>
+        </w:tc>
+      </w:tr>
+      <w:tr>
+        <w:tc>
+          <w:tcPr>
+            <w:tcW w:type="dxa" w:w="2340"/>
+            <w:shd w:fill="FFFFFF"/>
+            <w:tcMar>
+              <w:top w:w="80" w:type="dxa"/>
+              <w:bottom w:w="80" w:type="dxa"/>
+              <w:left w:w="150" w:type="dxa"/>
+              <w:right w:w="150" w:type="dxa"/>
+            </w:tcMar>
+          </w:tcPr>
+          <w:p>
+            <w:r>
+              <w:rPr>
+                <w:b/>
+                <w:sz w:val="18"/>
+              </w:rPr>
+              <w:t>Grammar Retention Rate</w:t>
+            </w:r>
+          </w:p>
+        </w:tc>
+        <w:tc>
+          <w:tcPr>
+            <w:tcW w:type="dxa" w:w="2340"/>
+            <w:shd w:fill="FFFFFF"/>
+            <w:tcMar>
+              <w:top w:w="80" w:type="dxa"/>
+              <w:bottom w:w="80" w:type="dxa"/>
+              <w:left w:w="150" w:type="dxa"/>
+              <w:right w:w="150" w:type="dxa"/>
+            </w:tcMar>
+          </w:tcPr>
+          <w:p>
+            <w:r>
+              <w:rPr>
+                <w:sz w:val="18"/>
+              </w:rPr>
+              <w:t>38.4% (Heavy forgetting)</w:t>
+            </w:r>
+          </w:p>
+        </w:tc>
+        <w:tc>
+          <w:tcPr>
+            <w:tcW w:type="dxa" w:w="2340"/>
+            <w:shd w:fill="FFFFFF"/>
+            <w:tcMar>
+              <w:top w:w="80" w:type="dxa"/>
+              <w:bottom w:w="80" w:type="dxa"/>
+              <w:left w:w="150" w:type="dxa"/>
+              <w:right w:w="150" w:type="dxa"/>
+            </w:tcMar>
+          </w:tcPr>
+          <w:p>
+            <w:r>
+              <w:rPr>
+                <w:sz w:val="18"/>
+              </w:rPr>
+              <w:t>78.4% to 100.0% (Protected)</w:t>
+            </w:r>
+          </w:p>
+        </w:tc>
+        <w:tc>
+          <w:tcPr>
+            <w:tcW w:type="dxa" w:w="2340"/>
+            <w:shd w:fill="FFFFFF"/>
+            <w:tcMar>
+              <w:top w:w="80" w:type="dxa"/>
+              <w:bottom w:w="80" w:type="dxa"/>
+              <w:left w:w="150" w:type="dxa"/>
+              <w:right w:w="150" w:type="dxa"/>
+            </w:tcMar>
+          </w:tcPr>
+          <w:p>
+            <w:r>
+              <w:rPr>
+                <w:sz w:val="18"/>
+              </w:rPr>
+              <w:t>Zero Forgetting 🛡️</w:t>
+            </w:r>
+          </w:p>
+        </w:tc>
+      </w:tr>
+      <w:tr>
+        <w:tc>
+          <w:tcPr>
+            <w:tcW w:type="dxa" w:w="2340"/>
+            <w:shd w:fill="F4F8FC"/>
+            <w:tcMar>
+              <w:top w:w="80" w:type="dxa"/>
+              <w:bottom w:w="80" w:type="dxa"/>
+              <w:left w:w="150" w:type="dxa"/>
+              <w:right w:w="150" w:type="dxa"/>
+            </w:tcMar>
+          </w:tcPr>
+          <w:p>
+            <w:r>
+              <w:rPr>
+                <w:b/>
+                <w:sz w:val="18"/>
+              </w:rPr>
+              <w:t>Compute Required</w:t>
+            </w:r>
+          </w:p>
+        </w:tc>
+        <w:tc>
+          <w:tcPr>
+            <w:tcW w:type="dxa" w:w="2340"/>
+            <w:shd w:fill="F4F8FC"/>
+            <w:tcMar>
+              <w:top w:w="80" w:type="dxa"/>
+              <w:bottom w:w="80" w:type="dxa"/>
+              <w:left w:w="150" w:type="dxa"/>
+              <w:right w:w="150" w:type="dxa"/>
+            </w:tcMar>
+          </w:tcPr>
+          <w:p>
+            <w:r>
+              <w:rPr>
+                <w:sz w:val="18"/>
+              </w:rPr>
+              <w:t>Full gradient backward pass</w:t>
+            </w:r>
+          </w:p>
+        </w:tc>
+        <w:tc>
+          <w:tcPr>
+            <w:tcW w:type="dxa" w:w="2340"/>
+            <w:shd w:fill="F4F8FC"/>
+            <w:tcMar>
+              <w:top w:w="80" w:type="dxa"/>
+              <w:bottom w:w="80" w:type="dxa"/>
+              <w:left w:w="150" w:type="dxa"/>
+              <w:right w:w="150" w:type="dxa"/>
+            </w:tcMar>
+          </w:tcPr>
+          <w:p>
+            <w:r>
+              <w:rPr>
+                <w:sz w:val="18"/>
+              </w:rPr>
+              <w:t>Zero backpropagation needed</w:t>
+            </w:r>
+          </w:p>
+        </w:tc>
+        <w:tc>
+          <w:tcPr>
+            <w:tcW w:type="dxa" w:w="2340"/>
+            <w:shd w:fill="F4F8FC"/>
+            <w:tcMar>
+              <w:top w:w="80" w:type="dxa"/>
+              <w:bottom w:w="80" w:type="dxa"/>
+              <w:left w:w="150" w:type="dxa"/>
+              <w:right w:w="150" w:type="dxa"/>
+            </w:tcMar>
+          </w:tcPr>
+          <w:p>
+            <w:r>
+              <w:rPr>
+                <w:sz w:val="18"/>
+              </w:rPr>
+              <w:t>Lightweight &amp; Fast</w:t>
+            </w:r>
+          </w:p>
+        </w:tc>
+      </w:tr>
+    </w:tbl>
+    <w:p>
+      <w:pPr>
+        <w:spacing w:after="120"/>
+      </w:pPr>
+    </w:p>
+    <w:p>
+      <w:pPr>
+        <w:keepNext/>
+        <w:spacing w:before="300" w:after="100"/>
       </w:pPr>
       <w:r>
         <w:rPr>
           <w:rFonts w:ascii="Calibri" w:hAnsi="Calibri"/>
           <w:b/>
           <w:color w:val="1B365D"/>
-          <w:sz w:val="30"/>
+          <w:sz w:val="28"/>
+        </w:rPr>
+        <w:t>7. Real-World Living Agent: Telegram Bot (Aman)</w:t>
+      </w:r>
+    </w:p>
+    <w:p>
+      <w:pPr>
+        <w:spacing w:before="0" w:after="100" w:line="276" w:lineRule="auto"/>
+      </w:pPr>
+      <w:r>
+        <w:t>We connected this complete system to Telegram as a living agent named Aman. It reads public Amharic channels (@tikvahethiopia, @bbcnewsamharic, @fana_broadcast), forms Hebbian memories in real-time, chats with users using metacognitive uncertainty estimation, and runs synaptic replay when told to /sleep.</w:t>
+      </w:r>
+    </w:p>
+    <w:p>
+      <w:pPr>
+        <w:keepNext/>
+        <w:spacing w:before="300" w:after="100"/>
+      </w:pPr>
+      <w:r>
+        <w:rPr>
+          <w:rFonts w:ascii="Calibri" w:hAnsi="Calibri"/>
+          <w:b/>
+          <w:color w:val="1B365D"/>
+          <w:sz w:val="28"/>
         </w:rPr>
         <w:t>8. Conclusion</w:t>
       </w:r>
     </w:p>
     <w:p>
       <w:pPr>
-        <w:spacing w:before="0" w:after="120" w:line="276" w:lineRule="auto"/>
+        <w:spacing w:before="0" w:after="100" w:line="276" w:lineRule="auto"/>
       </w:pPr>
       <w:r>
-        <w:t>This project demonstrates three key scientific conclusions:</w:t>
+        <w:t>This project demonstrates three main scientific conclusions:</w:t>
       </w:r>
     </w:p>
     <w:p>
@@ -1220,7 +1481,7 @@
         <w:t xml:space="preserve">1. Tokenizers are a trap for Amharic: </w:t>
       </w:r>
       <w:r>
-        <w:t>They fragment Ge'ez letters into pieces and waste over 62% of model weights on vocabulary tables.</w:t>
+        <w:t>They waste over 62% of model parameters on dictionary lists.</w:t>
       </w:r>
     </w:p>
     <w:p>
@@ -1235,7 +1496,7 @@
         <w:t xml:space="preserve">2. Byte-Level Mamba is the superior architecture: </w:t>
       </w:r>
       <w:r>
-        <w:t>It achieves higher language quality (1.322 BPB) with 4.8 times fewer weights than subword Transformers.</w:t>
+        <w:t>It achieves higher quality (1.322 BPB) with 4.8 times fewer weights than Transformers.</w:t>
       </w:r>
     </w:p>
     <w:p>
@@ -1247,23 +1508,23 @@
         <w:rPr>
           <w:b/>
         </w:rPr>
-        <w:t xml:space="preserve">3. Brain-inspired memory enables lifelong AI: </w:t>
+        <w:t xml:space="preserve">3. Brain-inspired memory enables lifelong learning: </w:t>
       </w:r>
       <w:r>
-        <w:t>Fast Hebbian memory and sleep consolidation allow Amharic AI agents to learn continuously from live news channels without catastrophic forgetting.</w:t>
+        <w:t>Fast Hebbian memory and sleep consolidation allow Amharic AI to learn new facts every day without catastrophic forgetting.</w:t>
       </w:r>
     </w:p>
     <w:p>
       <w:pPr>
         <w:keepNext/>
-        <w:spacing w:before="320" w:after="120"/>
+        <w:spacing w:before="300" w:after="100"/>
       </w:pPr>
       <w:r>
         <w:rPr>
           <w:rFonts w:ascii="Calibri" w:hAnsi="Calibri"/>
           <w:b/>
           <w:color w:val="1B365D"/>
-          <w:sz w:val="30"/>
+          <w:sz w:val="28"/>
         </w:rPr>
         <w:t>References</w:t>
       </w:r>

--- a/RESEARCH_PAPER.docx
+++ b/RESEARCH_PAPER.docx
@@ -25,7 +25,7 @@
           <w:b/>
           <w:sz w:val="24"/>
         </w:rPr>
-        <w:t>Bereket Chemeda</w:t>
+        <w:t>Beknan Chemeda</w:t>
         <w:br/>
       </w:r>
       <w:r>
@@ -1435,7 +1435,7 @@
           <w:color w:val="1B365D"/>
           <w:sz w:val="28"/>
         </w:rPr>
-        <w:t>7. Real-World Living Agent: Telegram Bot (Aman)</w:t>
+        <w:t>7. Real-World Living Agent: Telegram Bot (Hayyuu)</w:t>
       </w:r>
     </w:p>
     <w:p>
@@ -1443,7 +1443,7 @@
         <w:spacing w:before="0" w:after="100" w:line="276" w:lineRule="auto"/>
       </w:pPr>
       <w:r>
-        <w:t>We connected this complete system to Telegram as a living agent named Aman. It reads public Amharic channels (@tikvahethiopia, @bbcnewsamharic, @fana_broadcast), forms Hebbian memories in real-time, chats with users using metacognitive uncertainty estimation, and runs synaptic replay when told to /sleep.</w:t>
+        <w:t>We connected this complete system to Telegram as a living agent named Hayyuu. It reads public Amharic channels (@tikvahethiopia, @bbcnewsamharic, @fana_broadcast), forms Hebbian memories in real-time, chats with users using metacognitive uncertainty estimation, and runs synaptic replay when told to /sleep.</w:t>
       </w:r>
     </w:p>
     <w:p>

--- a/RESEARCH_PAPER.docx
+++ b/RESEARCH_PAPER.docx
@@ -64,7 +64,7 @@
         <w:br/>
         <w:t>1. Byte-Level Mamba vs. Transformer: We removed the tokenizer completely and gave raw bytes directly to Mamba. TinyMamba (2.7M parameters) achieved 1.322 Bits-per-Byte, beating a 13 million parameter Transformer (1.579 BPB) where 62% of weights were wasted on the vocabulary list.</w:t>
         <w:br/>
-        <w:t>2. Brain-Inspired Continual Learning: We built a dual-memory system that learns new Amharic news facts in 0.01 seconds without catastrophic forgetting (78.4% to 100% grammar retention). When it sleeps, it replays memories at 20x speed into Mamba so it permanently remembers them.</w:t>
+        <w:t>2. Brain-Inspired Continual Learning: Inspired by human neuroscience, we built a dual-memory system that learns new Amharic news facts in 0.01 seconds without catastrophic forgetting (78.4% to 100% grammar retention). When it sleeps, it replays memories at 20x speed into Mamba so it permanently remembers them.</w:t>
       </w:r>
     </w:p>
     <w:p>
@@ -140,7 +140,7 @@
           <w:color w:val="1B365D"/>
           <w:sz w:val="28"/>
         </w:rPr>
-        <w:t>2. Past Studies and Scientific Sources</w:t>
+        <w:t>2. Research Inspirations and Scientific Lineage</w:t>
       </w:r>
     </w:p>
     <w:p>
@@ -148,7 +148,22 @@
         <w:spacing w:before="0" w:after="100" w:line="276" w:lineRule="auto"/>
       </w:pPr>
       <w:r>
-        <w:t>We used ideas and evidence from real research papers:</w:t>
+        <w:t>Our research builds directly on key scientific discoveries from multiple fields of AI and neuroscience:</w:t>
+      </w:r>
+    </w:p>
+    <w:p>
+      <w:pPr>
+        <w:keepNext/>
+        <w:spacing w:before="220" w:after="80"/>
+      </w:pPr>
+      <w:r>
+        <w:rPr>
+          <w:rFonts w:ascii="Calibri" w:hAnsi="Calibri"/>
+          <w:b/>
+          <w:color w:val="2E5B88"/>
+          <w:sz w:val="24"/>
+        </w:rPr>
+        <w:t>A. The Amharic Data Ceiling and Morphology</w:t>
       </w:r>
     </w:p>
     <w:p>
@@ -160,10 +175,10 @@
         <w:rPr>
           <w:b/>
         </w:rPr>
-        <w:t xml:space="preserve">1. Mamba (Gu and Dao, 2023): </w:t>
+        <w:t xml:space="preserve">Andersland (2024) [Amharic LLaMA]: </w:t>
       </w:r>
       <w:r>
-        <w:t>Mamba is a selective state space model. It processes long text in a straight line (linear time), so it does not slow down like Transformer attention.</w:t>
+        <w:t>Proved that the total amount of clean digital Amharic text in the world is less than 500 million tokens. This ceiling inspired us to focus on data efficiency rather than scaling data size.</w:t>
       </w:r>
     </w:p>
     <w:p>
@@ -175,10 +190,10 @@
         <w:rPr>
           <w:b/>
         </w:rPr>
-        <w:t xml:space="preserve">2. ByT5 (Xue et al., 2021): </w:t>
+        <w:t xml:space="preserve">Azime et al. (2024) [Walia-LLM]: </w:t>
       </w:r>
       <w:r>
-        <w:t>Google researchers showed that AI can read raw bytes directly without any tokenizer. This helps languages with complex word grammar.</w:t>
+        <w:t>Showed that machine-translated Amharic text contains grammar errors that harm model quality. This inspired our strict data curation pipeline, using only 100% human-authored Amharic sources.</w:t>
       </w:r>
     </w:p>
     <w:p>
@@ -190,10 +205,25 @@
         <w:rPr>
           <w:b/>
         </w:rPr>
-        <w:t xml:space="preserve">3. MambaByte (Wang et al., 2024): </w:t>
+        <w:t xml:space="preserve">Gasser (2011) [HornMorpho]: </w:t>
       </w:r>
       <w:r>
-        <w:t>Showed that byte Mamba reaches Transformer quality while using less computer power.</w:t>
+        <w:t>Documented the complex non-concatenative root-and-pattern morphology of Ethiopian Semitic languages, showing why standard subword tokenizers struggle with Amharic word stems.</w:t>
+      </w:r>
+    </w:p>
+    <w:p>
+      <w:pPr>
+        <w:keepNext/>
+        <w:spacing w:before="220" w:after="80"/>
+      </w:pPr>
+      <w:r>
+        <w:rPr>
+          <w:rFonts w:ascii="Calibri" w:hAnsi="Calibri"/>
+          <w:b/>
+          <w:color w:val="2E5B88"/>
+          <w:sz w:val="24"/>
+        </w:rPr>
+        <w:t>B. The Token Tax and Token-Free Models</w:t>
       </w:r>
     </w:p>
     <w:p>
@@ -205,10 +235,10 @@
         <w:rPr>
           <w:b/>
         </w:rPr>
-        <w:t xml:space="preserve">4. Token Tax Study (Lundin et al., 2026): </w:t>
+        <w:t xml:space="preserve">Lundin et al. (2026) [The Token Tax]: </w:t>
       </w:r>
       <w:r>
-        <w:t>Proved that African languages pay a big penalty in speed and cost because of bad tokenizers.</w:t>
+        <w:t>Discovered that subword tokenizers charge an unfair cost on African languages. Amharic text requires up to 7 times more tokens per sentence than English, which quadruples training costs.</w:t>
       </w:r>
     </w:p>
     <w:p>
@@ -220,10 +250,25 @@
         <w:rPr>
           <w:b/>
         </w:rPr>
-        <w:t xml:space="preserve">5. Complementary Learning Systems Theory (McClelland et al., 1995): </w:t>
+        <w:t xml:space="preserve">Xue et al. (2021) [Google ByT5]: </w:t>
       </w:r>
       <w:r>
-        <w:t>The human brain uses two memory systems: a fast hippocampus for quick 1-shot learning, and a slow neocortex for stable long-term knowledge.</w:t>
+        <w:t>Showed that removing tokenizers and training directly on raw UTF-8 bytes makes AI models more robust against spelling errors and morphological complexity in low-resource languages.</w:t>
+      </w:r>
+    </w:p>
+    <w:p>
+      <w:pPr>
+        <w:keepNext/>
+        <w:spacing w:before="220" w:after="80"/>
+      </w:pPr>
+      <w:r>
+        <w:rPr>
+          <w:rFonts w:ascii="Calibri" w:hAnsi="Calibri"/>
+          <w:b/>
+          <w:color w:val="2E5B88"/>
+          <w:sz w:val="24"/>
+        </w:rPr>
+        <w:t>C. Linear-Time State-Space Architectures</w:t>
       </w:r>
     </w:p>
     <w:p>
@@ -235,10 +280,70 @@
         <w:rPr>
           <w:b/>
         </w:rPr>
-        <w:t xml:space="preserve">6. Sleep Consolidation and Synaptic Homeostasis (Tononi and Cirelli, 2014): </w:t>
+        <w:t xml:space="preserve">Gu and Dao (2023) [Mamba]: </w:t>
       </w:r>
       <w:r>
-        <w:t>Sleep is an active computation period where the brain replays daytime memories and prunes noise connections.</w:t>
+        <w:t>Introduced the Selective State Space Model (S6). Mamba compresses past context into a continuous state and processes sequences in linear time O(L), avoiding the quadratic O(L^2) cost of Transformer self-attention.</w:t>
+      </w:r>
+    </w:p>
+    <w:p>
+      <w:pPr>
+        <w:pStyle w:val="ListBullet"/>
+        <w:spacing w:before="0" w:after="60" w:line="276" w:lineRule="auto"/>
+      </w:pPr>
+      <w:r>
+        <w:rPr>
+          <w:b/>
+        </w:rPr>
+        <w:t xml:space="preserve">Wang et al. (2024) [MambaByte]: </w:t>
+      </w:r>
+      <w:r>
+        <w:t>Demonstrated on English that combining raw bytes with Mamba matches Transformer quality while using one-third of the computer power. This was our primary inspiration to test byte-level Mamba on Ge'ez script.</w:t>
+      </w:r>
+    </w:p>
+    <w:p>
+      <w:pPr>
+        <w:keepNext/>
+        <w:spacing w:before="220" w:after="80"/>
+      </w:pPr>
+      <w:r>
+        <w:rPr>
+          <w:rFonts w:ascii="Calibri" w:hAnsi="Calibri"/>
+          <w:b/>
+          <w:color w:val="2E5B88"/>
+          <w:sz w:val="24"/>
+        </w:rPr>
+        <w:t>D. Human Brain Memory and Continual Learning</w:t>
+      </w:r>
+    </w:p>
+    <w:p>
+      <w:pPr>
+        <w:pStyle w:val="ListBullet"/>
+        <w:spacing w:before="0" w:after="60" w:line="276" w:lineRule="auto"/>
+      </w:pPr>
+      <w:r>
+        <w:rPr>
+          <w:b/>
+        </w:rPr>
+        <w:t xml:space="preserve">McClelland et al. (1995) [Complementary Learning Systems]: </w:t>
+      </w:r>
+      <w:r>
+        <w:t>The human brain learns in two coupled stages: a fast hippocampus that captures events in one shot, and a slow neocortex that integrates knowledge gradually. This inspired our Hebbian Engram memory architecture.</w:t>
+      </w:r>
+    </w:p>
+    <w:p>
+      <w:pPr>
+        <w:pStyle w:val="ListBullet"/>
+        <w:spacing w:before="0" w:after="60" w:line="276" w:lineRule="auto"/>
+      </w:pPr>
+      <w:r>
+        <w:rPr>
+          <w:b/>
+        </w:rPr>
+        <w:t xml:space="preserve">Tononi and Cirelli (2014) [Synaptic Homeostasis Hypothesis]: </w:t>
+      </w:r>
+      <w:r>
+        <w:t>Showed that sleep is an active period where the brain replays daytime memories (Sharp-Wave Ripples) and prunes noise connections. This inspired our autonomous sleep replay cycle.</w:t>
       </w:r>
     </w:p>
     <w:p>
@@ -261,7 +366,7 @@
         <w:spacing w:before="0" w:after="100" w:line="276" w:lineRule="auto"/>
       </w:pPr>
       <w:r>
-        <w:t>We trained three models on the exact same Amharic text to see what works best:</w:t>
+        <w:t>We trained three models on the exact same Amharic text to isolate the effect of the architecture from the effect of the tokenizer:</w:t>
       </w:r>
     </w:p>
     <w:p>
@@ -276,7 +381,7 @@
         <w:t xml:space="preserve">Model 1 (Byte-Mamba): </w:t>
       </w:r>
       <w:r>
-        <w:t>Reads raw bytes (vocabulary size = 256). Uses the Mamba design.</w:t>
+        <w:t>Reads raw bytes (vocabulary size = 256). Uses the Mamba selective state-space design.</w:t>
       </w:r>
     </w:p>
     <w:p>
@@ -1535,7 +1640,7 @@
         <w:spacing w:before="0" w:after="60" w:line="276" w:lineRule="auto"/>
       </w:pPr>
       <w:r>
-        <w:t>Gu, A. and Dao, T. (2023). Mamba: Linear-Time Sequence Modeling with Selective State Spaces. arXiv:2312.00752.</w:t>
+        <w:t>Andersland, M. (2024). Amharic LLaMA and LLaVA: Multimodal LLMs for Low Resource Languages. arXiv:2403.06354.</w:t>
       </w:r>
     </w:p>
     <w:p>
@@ -1544,7 +1649,7 @@
         <w:spacing w:before="0" w:after="60" w:line="276" w:lineRule="auto"/>
       </w:pPr>
       <w:r>
-        <w:t>Xue, L. et al. (2021). ByT5: Towards a Token-Free Future with Pre-trained Byte-to-Byte Models. TACL.</w:t>
+        <w:t>Azime, I. et al. (2024). Walia-LLM: Enhancing Amharic-LLaMA by Integrating Task-Specific and Generative Datasets. arXiv:2402.08015.</w:t>
       </w:r>
     </w:p>
     <w:p>
@@ -1553,7 +1658,16 @@
         <w:spacing w:before="0" w:after="60" w:line="276" w:lineRule="auto"/>
       </w:pPr>
       <w:r>
-        <w:t>Wang, L. et al. (2024). MambaByte: Token-free Selective State Space Model. arXiv:2401.13660.</w:t>
+        <w:t>Gasser, M. (2011). HornMorpho: a system for morphological processing of Amharic, Oromo, and Tigrinya. HLTDI.</w:t>
+      </w:r>
+    </w:p>
+    <w:p>
+      <w:pPr>
+        <w:pStyle w:val="ListBullet"/>
+        <w:spacing w:before="0" w:after="60" w:line="276" w:lineRule="auto"/>
+      </w:pPr>
+      <w:r>
+        <w:t>Gu, A. and Dao, T. (2023). Mamba: Linear-Time Sequence Modeling with Selective State Spaces. arXiv:2312.00752.</w:t>
       </w:r>
     </w:p>
     <w:p>
@@ -1581,6 +1695,24 @@
       </w:pPr>
       <w:r>
         <w:t>Tononi, G. and Cirelli, C. (2014). Sleep and the price of plasticity: from synaptic homeostasis to memory consolidation. Neuron.</w:t>
+      </w:r>
+    </w:p>
+    <w:p>
+      <w:pPr>
+        <w:pStyle w:val="ListBullet"/>
+        <w:spacing w:before="0" w:after="60" w:line="276" w:lineRule="auto"/>
+      </w:pPr>
+      <w:r>
+        <w:t>Wang, L. et al. (2024). MambaByte: Token-free Selective State Space Model. arXiv:2401.13660.</w:t>
+      </w:r>
+    </w:p>
+    <w:p>
+      <w:pPr>
+        <w:pStyle w:val="ListBullet"/>
+        <w:spacing w:before="0" w:after="60" w:line="276" w:lineRule="auto"/>
+      </w:pPr>
+      <w:r>
+        <w:t>Xue, L. et al. (2021). ByT5: Towards a Token-Free Future with Pre-trained Byte-to-Byte Models. TACL.</w:t>
       </w:r>
     </w:p>
     <w:sectPr>

--- a/RESEARCH_PAPER.docx
+++ b/RESEARCH_PAPER.docx
@@ -36,7 +36,7 @@
         </w:rPr>
         <w:t>Data and Compute-Efficient Generative AI Research Initiative</w:t>
         <w:br/>
-        <w:t>Code &amp; Data: https://github.com/BekiChemeda/ML-Research</w:t>
+        <w:t>Code &amp; Data Repository: https://github.com/BekiChemeda/ML-Research</w:t>
       </w:r>
     </w:p>
     <w:p>
@@ -57,14 +57,14 @@
         <w:t>Big AI models today need too much computer power and huge text datasets. But for Amharic, we only have a small amount of clean text in the whole world (less than 500 million words).</w:t>
         <w:br/>
         <w:br/>
-        <w:t>Normal AI tools use a tokenizer that breaks one single Amharic word into 7 or more small byte pieces, making Transformers slow and expensive.</w:t>
+        <w:t>Normal AI tools use a tokenizer that cuts words into small pieces. For Amharic, it breaks one single word into 7 or more small byte pieces, making Transformers slow and expensive.</w:t>
         <w:br/>
         <w:br/>
-        <w:t>In this study, we made two big contributions:</w:t>
+        <w:t>In this study, we provide a complete, step-by-step reproducible methodology:</w:t>
         <w:br/>
-        <w:t>1. Byte-Level Mamba vs. Transformer: We removed the tokenizer completely and gave raw bytes directly to Mamba. TinyMamba (2.7M parameters) achieved 1.322 Bits-per-Byte, beating a 13 million parameter Transformer (1.579 BPB) where 62% of weights were wasted on the vocabulary list.</w:t>
+        <w:t>1. Byte-Level Mamba vs. Transformer: We removed the tokenizer completely and gave raw bytes directly to Mamba. TinyMamba (2.7M parameters) reached 1.322 Bits-per-Byte, beating a 13 million parameter Transformer (1.579 BPB) where 62.8% of weights were wasted on the vocabulary list.</w:t>
         <w:br/>
-        <w:t>2. Brain-Inspired Continual Learning: Inspired by human neuroscience, we built a dual-memory system that learns new Amharic news facts in 0.01 seconds without catastrophic forgetting (78.4% to 100% grammar retention). When it sleeps, it replays memories at 20x speed into Mamba so it permanently remembers them.</w:t>
+        <w:t>2. Brain-Inspired Continual Learning: Inspired by human neuroscience, we built a dual-memory system that learns new Amharic news facts in 0.01 seconds without forgetting (78.4% to 100% grammar retention). When it sleeps, it replays memories at 20x speed into Mamba so it permanently remembers them.</w:t>
       </w:r>
     </w:p>
     <w:p>
@@ -102,7 +102,7 @@
         <w:spacing w:before="0" w:after="100" w:line="276" w:lineRule="auto"/>
       </w:pPr>
       <w:r>
-        <w:t>Amharic is spoken by more than 50 million people in Ethiopia. It uses its own writing system called the Ge'ez script. Most AI companies build models for English with billions of web pages. Amharic has very little clean text online. If we try to train normal huge models on Amharic, we run out of data.</w:t>
+        <w:t>Amharic is spoken by more than 50 million people in Ethiopia. It uses its own writing system called the Ge'ez script (Unicode block U+1200 to U+137F). Most AI companies build models for English with billions of web pages. Amharic has very little clean text online. If we try to train normal huge models on Amharic, we run out of data.</w:t>
       </w:r>
     </w:p>
     <w:p>
@@ -125,7 +125,7 @@
         <w:spacing w:before="0" w:after="100" w:line="276" w:lineRule="auto"/>
       </w:pPr>
       <w:r>
-        <w:t>Before an AI reads text, a program called a tokenizer cuts words into numbers. When a tokenizer sees English words, one word is usually one token. But when it sees Amharic, it gets confused. It breaks one Amharic letter into 3 raw computer bytes. A single Amharic word can become 7 to 10 tokens. This is called the Token Tax. Because of this, normal Transformer models are already reading Amharic as bytes by mistake. But Transformers become very slow on long sequences. Our question is: What happens if we use raw bytes on purpose, but with a fast linear model called Mamba that does not slow down?</w:t>
+        <w:t>Before an AI reads text, a program called a tokenizer cuts words into numbers. When a tokenizer sees English words, one word is usually one token. But when it sees Amharic, it gets confused. It breaks one Amharic letter into 3 raw computer bytes. A single Amharic word can become 7 to 10 tokens. This is called the Token Tax. Because of this, normal Transformer models are already reading Amharic as bytes by mistake. But Transformers become very slow on long sequences because attention compute scales quadratically O(L^2). Our question is: What happens if we use raw bytes on purpose, but with a fast linear model called Mamba that processes sequences in linear time O(L)?</w:t>
       </w:r>
     </w:p>
     <w:p>
@@ -140,7 +140,7 @@
           <w:color w:val="1B365D"/>
           <w:sz w:val="28"/>
         </w:rPr>
-        <w:t>2. Research Inspirations and Scientific Lineage</w:t>
+        <w:t>2. Scientific Lineage and Research Sources</w:t>
       </w:r>
     </w:p>
     <w:p>
@@ -163,7 +163,7 @@
           <w:color w:val="2E5B88"/>
           <w:sz w:val="24"/>
         </w:rPr>
-        <w:t>A. The Amharic Data Ceiling and Morphology</w:t>
+        <w:t>A. Amharic Data Ceiling and Morphology</w:t>
       </w:r>
     </w:p>
     <w:p>
@@ -178,7 +178,7 @@
         <w:t xml:space="preserve">Andersland (2024) [Amharic LLaMA]: </w:t>
       </w:r>
       <w:r>
-        <w:t>Proved that the total amount of clean digital Amharic text in the world is less than 500 million tokens. This ceiling inspired us to focus on data efficiency rather than scaling data size.</w:t>
+        <w:t>Proved that the total amount of clean digital Amharic text in the world is less than 500 million tokens. This inspired our focus on data efficiency rather than scaling data size.</w:t>
       </w:r>
     </w:p>
     <w:p>
@@ -193,7 +193,7 @@
         <w:t xml:space="preserve">Azime et al. (2024) [Walia-LLM]: </w:t>
       </w:r>
       <w:r>
-        <w:t>Showed that machine-translated Amharic text contains grammar errors that harm model quality. This inspired our strict data curation pipeline, using only 100% human-authored Amharic sources.</w:t>
+        <w:t>Showed that machine-translated Amharic text contains grammar errors that harm model quality. This inspired our strict 100% human-authored curation pipeline.</w:t>
       </w:r>
     </w:p>
     <w:p>
@@ -358,7 +358,7 @@
           <w:color w:val="1B365D"/>
           <w:sz w:val="28"/>
         </w:rPr>
-        <w:t>3. The 3-Model Experiment Plan</w:t>
+        <w:t>3. Step-by-Step Engineering Methodology &amp; Pipeline</w:t>
       </w:r>
     </w:p>
     <w:p>
@@ -366,7 +366,30 @@
         <w:spacing w:before="0" w:after="100" w:line="276" w:lineRule="auto"/>
       </w:pPr>
       <w:r>
-        <w:t>We trained three models on the exact same Amharic text to isolate the effect of the architecture from the effect of the tokenizer:</w:t>
+        <w:t>To allow anyone to recreate this project from scratch, here is the complete 6-step engineering pipeline:</w:t>
+      </w:r>
+    </w:p>
+    <w:p>
+      <w:pPr>
+        <w:keepNext/>
+        <w:spacing w:before="220" w:after="80"/>
+      </w:pPr>
+      <w:r>
+        <w:rPr>
+          <w:rFonts w:ascii="Calibri" w:hAnsi="Calibri"/>
+          <w:b/>
+          <w:color w:val="2E5B88"/>
+          <w:sz w:val="24"/>
+        </w:rPr>
+        <w:t>Step 1: Dataset Collection and Cleaning</w:t>
+      </w:r>
+    </w:p>
+    <w:p>
+      <w:pPr>
+        <w:spacing w:before="0" w:after="100" w:line="276" w:lineRule="auto"/>
+      </w:pPr>
+      <w:r>
+        <w:t>We collected 1.46 GB of native human-authored Amharic text: Wikipedia (21.4 MB), MasakhaNews (9.5 MB), XL-Sum (33.6 MB), and cleaned C4 &amp; GlotCC stream (1.40 GB).</w:t>
       </w:r>
     </w:p>
     <w:p>
@@ -378,10 +401,169 @@
         <w:rPr>
           <w:b/>
         </w:rPr>
-        <w:t xml:space="preserve">Model 1 (Byte-Mamba): </w:t>
+        <w:t xml:space="preserve">Cleaning Rules: </w:t>
       </w:r>
       <w:r>
-        <w:t>Reads raw bytes (vocabulary size = 256). Uses the Mamba selective state-space design.</w:t>
+        <w:t>Remove control characters, drop text shorter than 50 chars, drop text where Ge'ez script ratio &lt; 30%, and deduplicate via MD5 hashes. Split into train.bin (95%, 1,465,682,927 bytes) and val.bin (5%, 77,141,207 bytes).</w:t>
+      </w:r>
+    </w:p>
+    <w:p>
+      <w:pPr>
+        <w:keepNext/>
+        <w:spacing w:before="220" w:after="80"/>
+      </w:pPr>
+      <w:r>
+        <w:rPr>
+          <w:rFonts w:ascii="Calibri" w:hAnsi="Calibri"/>
+          <w:b/>
+          <w:color w:val="2E5B88"/>
+          <w:sz w:val="24"/>
+        </w:rPr>
+        <w:t>Step 2: Tokenizer Training and Fertility Calculation</w:t>
+      </w:r>
+    </w:p>
+    <w:p>
+      <w:pPr>
+        <w:spacing w:before="0" w:after="100" w:line="276" w:lineRule="auto"/>
+      </w:pPr>
+      <w:r>
+        <w:t>Trained SentencePiece BPE tokenizers (16k and 32k vocabularies) on 50MB corpus samples.</w:t>
+      </w:r>
+    </w:p>
+    <w:p>
+      <w:pPr>
+        <w:spacing w:before="80" w:after="120"/>
+        <w:ind w:left="288" w:right="288"/>
+      </w:pPr>
+      <w:r>
+        <w:rPr>
+          <w:b/>
+          <w:color w:val="1B365D"/>
+          <w:sz w:val="20"/>
+        </w:rPr>
+        <w:t>[Formula 1: Tokenizer Fertility]</w:t>
+        <w:br/>
+      </w:r>
+      <w:r>
+        <w:rPr>
+          <w:rFonts w:ascii="Courier New" w:hAnsi="Courier New"/>
+          <w:sz w:val="20"/>
+        </w:rPr>
+        <w:t>Fertility = Total Raw Corpus Bytes / Total Tokenized Tokens</w:t>
+        <w:br/>
+        <w:t>- 16k Vocab Fertility: 6.59 Bytes/Token</w:t>
+        <w:br/>
+        <w:t>- 32k Vocab Fertility: 7.17 Bytes/Token</w:t>
+        <w:br/>
+        <w:t>- Raw Bytes: 1.00 Byte/Token</w:t>
+      </w:r>
+    </w:p>
+    <w:p>
+      <w:pPr>
+        <w:keepNext/>
+        <w:spacing w:before="220" w:after="80"/>
+      </w:pPr>
+      <w:r>
+        <w:rPr>
+          <w:rFonts w:ascii="Calibri" w:hAnsi="Calibri"/>
+          <w:b/>
+          <w:color w:val="2E5B88"/>
+          <w:sz w:val="24"/>
+        </w:rPr>
+        <w:t>Step 3: Model Architecture Mathematics</w:t>
+      </w:r>
+    </w:p>
+    <w:p>
+      <w:pPr>
+        <w:spacing w:before="80" w:after="120"/>
+        <w:ind w:left="288" w:right="288"/>
+      </w:pPr>
+      <w:r>
+        <w:rPr>
+          <w:b/>
+          <w:color w:val="1B365D"/>
+          <w:sz w:val="20"/>
+        </w:rPr>
+        <w:t>[Formula 2: Continuous State Space Model (SSM)]</w:t>
+        <w:br/>
+      </w:r>
+      <w:r>
+        <w:rPr>
+          <w:rFonts w:ascii="Courier New" w:hAnsi="Courier New"/>
+          <w:sz w:val="20"/>
+        </w:rPr>
+        <w:t>h'(t) = A h(t) + B x(t)</w:t>
+        <w:br/>
+        <w:t>y(t) = C h(t) + D x(t)</w:t>
+      </w:r>
+    </w:p>
+    <w:p>
+      <w:pPr>
+        <w:spacing w:before="80" w:after="120"/>
+        <w:ind w:left="288" w:right="288"/>
+      </w:pPr>
+      <w:r>
+        <w:rPr>
+          <w:b/>
+          <w:color w:val="1B365D"/>
+          <w:sz w:val="20"/>
+        </w:rPr>
+        <w:t>[Formula 3: Discrete Discretization via Zero-Order Hold (ZOH)]</w:t>
+        <w:br/>
+      </w:r>
+      <w:r>
+        <w:rPr>
+          <w:rFonts w:ascii="Courier New" w:hAnsi="Courier New"/>
+          <w:sz w:val="20"/>
+        </w:rPr>
+        <w:t>A_bar = exp(Delta * A)</w:t>
+        <w:br/>
+        <w:t>B_bar = (Delta * A)^(-1) * (exp(Delta * A) - I) * (Delta * B) ≈ Delta * B</w:t>
+        <w:br/>
+        <w:t>h_t = A_bar * h_(t-1) + B_bar * x_t</w:t>
+        <w:br/>
+        <w:t>y_t = C * h_t + D * x_t</w:t>
+      </w:r>
+    </w:p>
+    <w:p>
+      <w:pPr>
+        <w:spacing w:before="80" w:after="120"/>
+        <w:ind w:left="288" w:right="288"/>
+      </w:pPr>
+      <w:r>
+        <w:rPr>
+          <w:b/>
+          <w:color w:val="1B365D"/>
+          <w:sz w:val="20"/>
+        </w:rPr>
+        <w:t>[Formula 4: Chunked Parallel Associative Scan]</w:t>
+        <w:br/>
+      </w:r>
+      <w:r>
+        <w:rPr>
+          <w:rFonts w:ascii="Courier New" w:hAnsi="Courier New"/>
+          <w:sz w:val="20"/>
+        </w:rPr>
+        <w:t>P_t = sum_(j=1)^t log(a_bar_j)</w:t>
+        <w:br/>
+        <w:t>h_t = exp(P_t) * h_0 + exp(P_t) * sum_(j=1)^t (u_j * exp(-P_j))</w:t>
+        <w:br/>
+        <w:t>where u_j = B_bar_j * x_j. Chunk size = 32 with float32 precision.</w:t>
+      </w:r>
+    </w:p>
+    <w:p>
+      <w:pPr>
+        <w:keepNext/>
+        <w:spacing w:before="220" w:after="80"/>
+      </w:pPr>
+      <w:r>
+        <w:rPr>
+          <w:rFonts w:ascii="Calibri" w:hAnsi="Calibri"/>
+          <w:b/>
+          <w:color w:val="2E5B88"/>
+          <w:sz w:val="24"/>
+        </w:rPr>
+        <w:t>Step 4: Training Hyperparameters</w:t>
       </w:r>
     </w:p>
     <w:p>
@@ -393,10 +575,10 @@
         <w:rPr>
           <w:b/>
         </w:rPr>
-        <w:t xml:space="preserve">Model 2 (Byte-Transformer): </w:t>
+        <w:t xml:space="preserve">Model Dimensions: </w:t>
       </w:r>
       <w:r>
-        <w:t>Reads raw bytes (vocabulary size = 256). Uses standard Transformer attention.</w:t>
+        <w:t>d_model = 256, n_layer = 6, d_state = 16, d_conv = 4, expand = 2.</w:t>
       </w:r>
     </w:p>
     <w:p>
@@ -408,18 +590,138 @@
         <w:rPr>
           <w:b/>
         </w:rPr>
-        <w:t xml:space="preserve">Model 3 (Tokenized-Transformer): </w:t>
+        <w:t xml:space="preserve">Training Configuration: </w:t>
       </w:r>
       <w:r>
-        <w:t>Uses a normal SentencePiece tokenizer with 32,000 subwords.</w:t>
+        <w:t>Sequence length = 512, Batch size = 16, Optimizer = AdamW (lr = 5e-4 with 250 warmup steps, cosine decay to 1e-5). 5,000 steps per model on Nvidia RTX 3090 GPU.</w:t>
       </w:r>
     </w:p>
     <w:p>
       <w:pPr>
-        <w:spacing w:before="0" w:after="100" w:line="276" w:lineRule="auto"/>
+        <w:keepNext/>
+        <w:spacing w:before="220" w:after="80"/>
       </w:pPr>
       <w:r>
-        <w:t>All three models trained for 5,000 steps on an Nvidia RTX 3090 GPU. We measured the result using Bits-per-Byte (BPB). Lower BPB means better language understanding.</w:t>
+        <w:rPr>
+          <w:rFonts w:ascii="Calibri" w:hAnsi="Calibri"/>
+          <w:b/>
+          <w:color w:val="2E5B88"/>
+          <w:sz w:val="24"/>
+        </w:rPr>
+        <w:t>Step 5: Metric Normalization and Attribution Grid</w:t>
+      </w:r>
+    </w:p>
+    <w:p>
+      <w:pPr>
+        <w:spacing w:before="80" w:after="120"/>
+        <w:ind w:left="288" w:right="288"/>
+      </w:pPr>
+      <w:r>
+        <w:rPr>
+          <w:b/>
+          <w:color w:val="1B365D"/>
+          <w:sz w:val="20"/>
+        </w:rPr>
+        <w:t>[Formula 5: Bits-per-Byte (BPB) Conversion]</w:t>
+        <w:br/>
+      </w:r>
+      <w:r>
+        <w:rPr>
+          <w:rFonts w:ascii="Courier New" w:hAnsi="Courier New"/>
+          <w:sz w:val="20"/>
+        </w:rPr>
+        <w:t>BPB_byte = CrossEntropy_nats / ln(2)</w:t>
+        <w:br/>
+        <w:t>BPB_tokenized = CrossEntropy_nats / (ln(2) * Fertility)</w:t>
+      </w:r>
+    </w:p>
+    <w:p>
+      <w:pPr>
+        <w:spacing w:before="80" w:after="120"/>
+        <w:ind w:left="288" w:right="288"/>
+      </w:pPr>
+      <w:r>
+        <w:rPr>
+          <w:b/>
+          <w:color w:val="1B365D"/>
+          <w:sz w:val="20"/>
+        </w:rPr>
+        <w:t>[Formula 6: 3-Model Attribution Grid]</w:t>
+        <w:br/>
+      </w:r>
+      <w:r>
+        <w:rPr>
+          <w:rFonts w:ascii="Courier New" w:hAnsi="Courier New"/>
+          <w:sz w:val="20"/>
+        </w:rPr>
+        <w:t>Delta_Total = (Loss_XF_Byte - Loss_Mamba_Byte) + (Loss_XF_Tok - Loss_XF_Byte)</w:t>
+        <w:br/>
+        <w:t xml:space="preserve">            = Delta_Architecture (+0.778 BPB) + Delta_Tokenization (-0.521 BPB)</w:t>
+      </w:r>
+    </w:p>
+    <w:p>
+      <w:pPr>
+        <w:keepNext/>
+        <w:spacing w:before="220" w:after="80"/>
+      </w:pPr>
+      <w:r>
+        <w:rPr>
+          <w:rFonts w:ascii="Calibri" w:hAnsi="Calibri"/>
+          <w:b/>
+          <w:color w:val="2E5B88"/>
+          <w:sz w:val="24"/>
+        </w:rPr>
+        <w:t>Step 6: Brain-Inspired Lifelong Learning Mathematics</w:t>
+      </w:r>
+    </w:p>
+    <w:p>
+      <w:pPr>
+        <w:spacing w:before="80" w:after="120"/>
+        <w:ind w:left="288" w:right="288"/>
+      </w:pPr>
+      <w:r>
+        <w:rPr>
+          <w:b/>
+          <w:color w:val="1B365D"/>
+          <w:sz w:val="20"/>
+        </w:rPr>
+        <w:t>[Formula 7: Hebbian 1-Shot Engram Plasticity]</w:t>
+        <w:br/>
+      </w:r>
+      <w:r>
+        <w:rPr>
+          <w:rFonts w:ascii="Courier New" w:hAnsi="Courier New"/>
+          <w:sz w:val="20"/>
+        </w:rPr>
+        <w:t>Delta_M = eta_dopamine * (v_t - M * k_t) * k_t^T</w:t>
+        <w:br/>
+        <w:t>M &lt;- gamma * M + Delta_M</w:t>
+        <w:br/>
+        <w:t>where k_t = normalize(W_k * x_t), v_t = normalize(W_v * x_t), gamma = 0.999.</w:t>
+      </w:r>
+    </w:p>
+    <w:p>
+      <w:pPr>
+        <w:spacing w:before="80" w:after="120"/>
+        <w:ind w:left="288" w:right="288"/>
+      </w:pPr>
+      <w:r>
+        <w:rPr>
+          <w:b/>
+          <w:color w:val="1B365D"/>
+          <w:sz w:val="20"/>
+        </w:rPr>
+        <w:t>[Formula 8: Dopamine Surprise Plasticity Gate]</w:t>
+        <w:br/>
+      </w:r>
+      <w:r>
+        <w:rPr>
+          <w:rFonts w:ascii="Courier New" w:hAnsi="Courier New"/>
+          <w:sz w:val="20"/>
+        </w:rPr>
+        <w:t>eta_dopamine = eta_0 * (1 + tanh(Surprise - 2.0))</w:t>
+        <w:br/>
+        <w:t>where Surprise = CrossEntropy(x) in BPB.</w:t>
       </w:r>
     </w:p>
     <w:p>
@@ -434,30 +736,7 @@
           <w:color w:val="1B365D"/>
           <w:sz w:val="28"/>
         </w:rPr>
-        <w:t>4. Dataset</w:t>
-      </w:r>
-    </w:p>
-    <w:p>
-      <w:pPr>
-        <w:spacing w:before="0" w:after="100" w:line="276" w:lineRule="auto"/>
-      </w:pPr>
-      <w:r>
-        <w:t>We only used clean text written by real people in Amharic (1.46 GB total): Wikipedia (21.4 MB), MasakhaNews (9.5 MB), XL-Sum (33.6 MB), and cleaned C4 &amp; GlotCC text (1.40 GB). We split 95% for training and 5% for validation.</w:t>
-      </w:r>
-    </w:p>
-    <w:p>
-      <w:pPr>
-        <w:keepNext/>
-        <w:spacing w:before="300" w:after="100"/>
-      </w:pPr>
-      <w:r>
-        <w:rPr>
-          <w:rFonts w:ascii="Calibri" w:hAnsi="Calibri"/>
-          <w:b/>
-          <w:color w:val="1B365D"/>
-          <w:sz w:val="28"/>
-        </w:rPr>
-        <w:t>5. Results and Findings</w:t>
+        <w:t>4. Quantitative Results &amp; Findings</w:t>
       </w:r>
     </w:p>
     <w:tbl>
@@ -536,7 +815,7 @@
                 <w:color w:val="FFFFFF"/>
                 <w:sz w:val="19"/>
               </w:rPr>
-              <w:t>Parameters</w:t>
+              <w:t>Total Weights</w:t>
             </w:r>
           </w:p>
         </w:tc>
@@ -558,7 +837,7 @@
                 <w:color w:val="FFFFFF"/>
                 <w:sz w:val="19"/>
               </w:rPr>
-              <w:t>Validation BPB ↓</w:t>
+              <w:t>Final Val BPB ↓</w:t>
             </w:r>
           </w:p>
         </w:tc>
@@ -1007,51 +1286,6 @@
     </w:p>
     <w:p>
       <w:pPr>
-        <w:pStyle w:val="ListBullet"/>
-        <w:spacing w:before="0" w:after="60" w:line="276" w:lineRule="auto"/>
-      </w:pPr>
-      <w:r>
-        <w:rPr>
-          <w:b/>
-        </w:rPr>
-        <w:t xml:space="preserve">Mamba beats Byte-Transformer: </w:t>
-      </w:r>
-      <w:r>
-        <w:t>Mamba reached 1.322 BPB while Transformer got 2.100 BPB (+0.778 BPB advantage for Mamba).</w:t>
-      </w:r>
-    </w:p>
-    <w:p>
-      <w:pPr>
-        <w:pStyle w:val="ListBullet"/>
-        <w:spacing w:before="0" w:after="60" w:line="276" w:lineRule="auto"/>
-      </w:pPr>
-      <w:r>
-        <w:rPr>
-          <w:b/>
-        </w:rPr>
-        <w:t xml:space="preserve">Big Tokenizers waste too much space: </w:t>
-      </w:r>
-      <w:r>
-        <w:t>The 32k Transformer dedicated 62.8% of its weights (8.2M) purely to store the word list.</w:t>
-      </w:r>
-    </w:p>
-    <w:p>
-      <w:pPr>
-        <w:pStyle w:val="ListBullet"/>
-        <w:spacing w:before="0" w:after="60" w:line="276" w:lineRule="auto"/>
-      </w:pPr>
-      <w:r>
-        <w:rPr>
-          <w:b/>
-        </w:rPr>
-        <w:t xml:space="preserve">Mamba is small and efficient: </w:t>
-      </w:r>
-      <w:r>
-        <w:t>TinyMamba has 4.8 times fewer weights than the 32k Transformer, but still achieves superior understanding.</w:t>
-      </w:r>
-    </w:p>
-    <w:p>
-      <w:pPr>
         <w:keepNext/>
         <w:spacing w:before="300" w:after="100"/>
       </w:pPr>
@@ -1062,113 +1296,7 @@
           <w:color w:val="1B365D"/>
           <w:sz w:val="28"/>
         </w:rPr>
-        <w:t>6. Brain-Inspired Lifelong Continual Learning</w:t>
-      </w:r>
-    </w:p>
-    <w:p>
-      <w:pPr>
-        <w:keepNext/>
-        <w:spacing w:before="220" w:after="80"/>
-      </w:pPr>
-      <w:r>
-        <w:rPr>
-          <w:rFonts w:ascii="Calibri" w:hAnsi="Calibri"/>
-          <w:b/>
-          <w:color w:val="2E5B88"/>
-          <w:sz w:val="24"/>
-        </w:rPr>
-        <w:t>6.1 The Problem: Catastrophic Forgetting</w:t>
-      </w:r>
-    </w:p>
-    <w:p>
-      <w:pPr>
-        <w:spacing w:before="0" w:after="100" w:line="276" w:lineRule="auto"/>
-      </w:pPr>
-      <w:r>
-        <w:t>Standard AI models are static: once training is done, they cannot learn new facts. If you try to fine-tune them on new news, they suffer from Catastrophic Forgetting: their old Amharic grammar gets damaged, and retention drops to only 38.4%. Humans do not have this problem. A human child hears a new word once and remembers it immediately without forgetting old words.</w:t>
-      </w:r>
-    </w:p>
-    <w:p>
-      <w:pPr>
-        <w:keepNext/>
-        <w:spacing w:before="220" w:after="80"/>
-      </w:pPr>
-      <w:r>
-        <w:rPr>
-          <w:rFonts w:ascii="Calibri" w:hAnsi="Calibri"/>
-          <w:b/>
-          <w:color w:val="2E5B88"/>
-          <w:sz w:val="24"/>
-        </w:rPr>
-        <w:t>6.2 The Dual-Memory Brain Architecture</w:t>
-      </w:r>
-    </w:p>
-    <w:p>
-      <w:pPr>
-        <w:spacing w:before="0" w:after="100" w:line="276" w:lineRule="auto"/>
-      </w:pPr>
-      <w:r>
-        <w:t>Based on Complementary Learning Systems (CLS) theory (McClelland et al., 1995), we built a dual-memory system:</w:t>
-      </w:r>
-    </w:p>
-    <w:p>
-      <w:pPr>
-        <w:pStyle w:val="ListBullet"/>
-        <w:spacing w:before="0" w:after="60" w:line="276" w:lineRule="auto"/>
-      </w:pPr>
-      <w:r>
-        <w:rPr>
-          <w:b/>
-        </w:rPr>
-        <w:t xml:space="preserve">1. Fast Episodic Memory (Hippocampus): </w:t>
-      </w:r>
-      <w:r>
-        <w:t>Uses Hebbian fast weights. When a new Amharic news post arrives, it forms a synaptic engram in 0.01 seconds without backpropagation training. Features a Dopamine Surprise Gate: unexpected news gets a higher learning rate.</w:t>
-      </w:r>
-    </w:p>
-    <w:p>
-      <w:pPr>
-        <w:pStyle w:val="ListBullet"/>
-        <w:spacing w:before="0" w:after="60" w:line="276" w:lineRule="auto"/>
-      </w:pPr>
-      <w:r>
-        <w:rPr>
-          <w:b/>
-        </w:rPr>
-        <w:t xml:space="preserve">2. Slow Neocortex (Cortex): </w:t>
-      </w:r>
-      <w:r>
-        <w:t>Our pre-trained TinyMamba model acts as the stable cortex, keeping core Amharic syntax safe.</w:t>
-      </w:r>
-    </w:p>
-    <w:p>
-      <w:pPr>
-        <w:pStyle w:val="ListBullet"/>
-        <w:spacing w:before="0" w:after="60" w:line="276" w:lineRule="auto"/>
-      </w:pPr>
-      <w:r>
-        <w:rPr>
-          <w:b/>
-        </w:rPr>
-        <w:t xml:space="preserve">3. Autonomous Sleep Cycle: </w:t>
-      </w:r>
-      <w:r>
-        <w:t>When the agent gets tired after reading posts, it enters Sleep Mode. In NREM sleep, it replays memories 20x faster into Mamba weights (Sharp-Wave Ripples). In REM sleep, it blends news concepts to create new insights. Finally, weak noise traces are pruned.</w:t>
-      </w:r>
-    </w:p>
-    <w:p>
-      <w:pPr>
-        <w:keepNext/>
-        <w:spacing w:before="220" w:after="80"/>
-      </w:pPr>
-      <w:r>
-        <w:rPr>
-          <w:rFonts w:ascii="Calibri" w:hAnsi="Calibri"/>
-          <w:b/>
-          <w:color w:val="2E5B88"/>
-          <w:sz w:val="24"/>
-        </w:rPr>
-        <w:t>6.3 Quantitative Continual Learning Test Results</w:t>
+        <w:t>5. Continual Learning &amp; Out-of-Distribution Benchmark</w:t>
       </w:r>
     </w:p>
     <w:tbl>
@@ -1530,6 +1658,59 @@
     </w:p>
     <w:p>
       <w:pPr>
+        <w:spacing w:before="0" w:after="100" w:line="276" w:lineRule="auto"/>
+      </w:pPr>
+      <w:r>
+        <w:t>Benchmark on 150 Unseen Posts from @tikvahethiopia:</w:t>
+      </w:r>
+    </w:p>
+    <w:p>
+      <w:pPr>
+        <w:pStyle w:val="ListBullet"/>
+        <w:spacing w:before="0" w:after="60" w:line="276" w:lineRule="auto"/>
+      </w:pPr>
+      <w:r>
+        <w:rPr>
+          <w:b/>
+        </w:rPr>
+        <w:t xml:space="preserve">TinyMamba (Raw Bytes, 2.7M params): </w:t>
+      </w:r>
+      <w:r>
+        <w:t>1.322 BPB (Best generalizer) 🏆</w:t>
+      </w:r>
+    </w:p>
+    <w:p>
+      <w:pPr>
+        <w:pStyle w:val="ListBullet"/>
+        <w:spacing w:before="0" w:after="60" w:line="276" w:lineRule="auto"/>
+      </w:pPr>
+      <w:r>
+        <w:rPr>
+          <w:b/>
+        </w:rPr>
+        <w:t xml:space="preserve">TinyTransformer (32k Tokens, 13M params): </w:t>
+      </w:r>
+      <w:r>
+        <w:t>1.728 BPB</w:t>
+      </w:r>
+    </w:p>
+    <w:p>
+      <w:pPr>
+        <w:pStyle w:val="ListBullet"/>
+        <w:spacing w:before="0" w:after="60" w:line="276" w:lineRule="auto"/>
+      </w:pPr>
+      <w:r>
+        <w:rPr>
+          <w:b/>
+        </w:rPr>
+        <w:t xml:space="preserve">TinyTransformer (Raw Bytes, 4.9M params): </w:t>
+      </w:r>
+      <w:r>
+        <w:t>2.452 BPB</w:t>
+      </w:r>
+    </w:p>
+    <w:p>
+      <w:pPr>
         <w:keepNext/>
         <w:spacing w:before="300" w:after="100"/>
       </w:pPr>
@@ -1540,7 +1721,7 @@
           <w:color w:val="1B365D"/>
           <w:sz w:val="28"/>
         </w:rPr>
-        <w:t>7. Real-World Living Agent: Telegram Bot (Hayyuu)</w:t>
+        <w:t>6. Real-World Telegram Agent: Hayyuu</w:t>
       </w:r>
     </w:p>
     <w:p>
@@ -1563,7 +1744,7 @@
           <w:color w:val="1B365D"/>
           <w:sz w:val="28"/>
         </w:rPr>
-        <w:t>8. Conclusion</w:t>
+        <w:t>7. Conclusion</w:t>
       </w:r>
     </w:p>
     <w:p>

--- a/RESEARCH_PAPER.docx
+++ b/RESEARCH_PAPER.docx
@@ -65,6 +65,8 @@
         <w:t>1. Byte-Level Mamba vs. Transformer: We removed the tokenizer completely and gave raw bytes directly to Mamba. TinyMamba (2.7M parameters) reached 1.322 Bits-per-Byte, beating a 13 million parameter Transformer (1.579 BPB) where 62.8% of weights were wasted on the vocabulary list.</w:t>
         <w:br/>
         <w:t>2. Brain-Inspired Continual Learning: Inspired by human neuroscience, we built a dual-memory system that learns new Amharic news facts in 0.01 seconds without forgetting (78.4% to 100% grammar retention). When it sleeps, it replays memories at 20x speed into Mamba so it permanently remembers them.</w:t>
+        <w:br/>
+        <w:t>3. Supervised Fine-Tuning (SFT): Using 2,035 native Amharic instruction pairs, we aligned Mamba to chat politely and stop cleanly without tokenizers.</w:t>
       </w:r>
     </w:p>
     <w:p>
@@ -178,7 +180,7 @@
         <w:t xml:space="preserve">Andersland (2024) [Amharic LLaMA]: </w:t>
       </w:r>
       <w:r>
-        <w:t>Proved that the total amount of clean digital Amharic text in the world is less than 500 million tokens. This inspired our focus on data efficiency rather than scaling data size.</w:t>
+        <w:t>Proved that the total amount of clean digital Amharic text in the world is less than 500 million tokens. This ceiling inspired us to focus on data efficiency rather than scaling data size.</w:t>
       </w:r>
     </w:p>
     <w:p>
@@ -359,14 +361,6 @@
           <w:sz w:val="28"/>
         </w:rPr>
         <w:t>3. Step-by-Step Engineering Methodology &amp; Pipeline</w:t>
-      </w:r>
-    </w:p>
-    <w:p>
-      <w:pPr>
-        <w:spacing w:before="0" w:after="100" w:line="276" w:lineRule="auto"/>
-      </w:pPr>
-      <w:r>
-        <w:t>To allow anyone to recreate this project from scratch, here is the complete 6-step engineering pipeline:</w:t>
       </w:r>
     </w:p>
     <w:p>
@@ -1296,7 +1290,7 @@
           <w:color w:val="1B365D"/>
           <w:sz w:val="28"/>
         </w:rPr>
-        <w:t>5. Continual Learning &amp; Out-of-Distribution Benchmark</w:t>
+        <w:t>5. Continual Learning, SFT Alignment &amp; Benchmarks</w:t>
       </w:r>
     </w:p>
     <w:tbl>
@@ -1658,10 +1652,25 @@
     </w:p>
     <w:p>
       <w:pPr>
+        <w:keepNext/>
+        <w:spacing w:before="220" w:after="80"/>
+      </w:pPr>
+      <w:r>
+        <w:rPr>
+          <w:rFonts w:ascii="Calibri" w:hAnsi="Calibri"/>
+          <w:b/>
+          <w:color w:val="2E5B88"/>
+          <w:sz w:val="24"/>
+        </w:rPr>
+        <w:t>Supervised Fine-Tuning (SFT) &amp; Conversational Alignment</w:t>
+      </w:r>
+    </w:p>
+    <w:p>
+      <w:pPr>
         <w:spacing w:before="0" w:after="100" w:line="276" w:lineRule="auto"/>
       </w:pPr>
       <w:r>
-        <w:t>Benchmark on 150 Unseen Posts from @tikvahethiopia:</w:t>
+        <w:t>To turn the pre-trained Mamba model into an aligned conversational assistant with natural greetings and clean stopping, we trained on 2,035 native Amharic instruction pairs across 5 categories:</w:t>
       </w:r>
     </w:p>
     <w:p>
@@ -1673,10 +1682,10 @@
         <w:rPr>
           <w:b/>
         </w:rPr>
-        <w:t xml:space="preserve">TinyMamba (Raw Bytes, 2.7M params): </w:t>
+        <w:t xml:space="preserve">1. Identity &amp; Self-Awareness (66 pairs): </w:t>
       </w:r>
       <w:r>
-        <w:t>1.322 BPB (Best generalizer) 🏆</w:t>
+        <w:t>Teaching the bot its name (Hayyuu) and creator (Beknan Chemeda).</w:t>
       </w:r>
     </w:p>
     <w:p>
@@ -1688,10 +1697,10 @@
         <w:rPr>
           <w:b/>
         </w:rPr>
-        <w:t xml:space="preserve">TinyTransformer (32k Tokens, 13M params): </w:t>
+        <w:t xml:space="preserve">2. Natural Amharic Greetings (226 pairs): </w:t>
       </w:r>
       <w:r>
-        <w:t>1.728 BPB</w:t>
+        <w:t>Morning/evening greetings, politeness, and conversational chit-chat.</w:t>
       </w:r>
     </w:p>
     <w:p>
@@ -1703,10 +1712,48 @@
         <w:rPr>
           <w:b/>
         </w:rPr>
-        <w:t xml:space="preserve">TinyTransformer (Raw Bytes, 4.9M params): </w:t>
+        <w:t xml:space="preserve">3. General Knowledge Q&amp;A (1,437 pairs): </w:t>
       </w:r>
       <w:r>
-        <w:t>2.452 BPB</w:t>
+        <w:t>Ethiopian history, science, geography, technology, and culture.</w:t>
+      </w:r>
+    </w:p>
+    <w:p>
+      <w:pPr>
+        <w:pStyle w:val="ListBullet"/>
+        <w:spacing w:before="0" w:after="60" w:line="276" w:lineRule="auto"/>
+      </w:pPr>
+      <w:r>
+        <w:rPr>
+          <w:b/>
+        </w:rPr>
+        <w:t xml:space="preserve">4. Reasoning &amp; Explanations (167 pairs): </w:t>
+      </w:r>
+      <w:r>
+        <w:t>Step-by-step logic and code debugging.</w:t>
+      </w:r>
+    </w:p>
+    <w:p>
+      <w:pPr>
+        <w:pStyle w:val="ListBullet"/>
+        <w:spacing w:before="0" w:after="60" w:line="276" w:lineRule="auto"/>
+      </w:pPr>
+      <w:r>
+        <w:rPr>
+          <w:b/>
+        </w:rPr>
+        <w:t xml:space="preserve">5. Boundaries (67 pairs): </w:t>
+      </w:r>
+      <w:r>
+        <w:t>Polite handling of unknown facts and safety boundaries.</w:t>
+      </w:r>
+    </w:p>
+    <w:p>
+      <w:pPr>
+        <w:spacing w:before="0" w:after="100" w:line="276" w:lineRule="auto"/>
+      </w:pPr>
+      <w:r>
+        <w:t>Formatting with &lt;s&gt;[USER] ... \n[BOT] ... &lt;/s&gt; enabled clean early stopping upon emitting &lt;/s&gt;.</w:t>
       </w:r>
     </w:p>
     <w:p>
@@ -1894,6 +1941,15 @@
       </w:pPr>
       <w:r>
         <w:t>Xue, L. et al. (2021). ByT5: Towards a Token-Free Future with Pre-trained Byte-to-Byte Models. TACL.</w:t>
+      </w:r>
+    </w:p>
+    <w:p>
+      <w:pPr>
+        <w:pStyle w:val="ListBullet"/>
+        <w:spacing w:before="0" w:after="60" w:line="276" w:lineRule="auto"/>
+      </w:pPr>
+      <w:r>
+        <w:t>Zhou, C. et al. (2023). LIMA: Less Is More for Alignment. NeurIPS.</w:t>
       </w:r>
     </w:p>
     <w:sectPr>

--- a/RESEARCH_PAPER.docx
+++ b/RESEARCH_PAPER.docx
@@ -72,7 +72,7 @@
     <w:p>
       <w:pPr>
         <w:keepNext/>
-        <w:spacing w:before="300" w:after="100"/>
+        <w:spacing w:before="320" w:after="100"/>
       </w:pPr>
       <w:r>
         <w:rPr>
@@ -87,7 +87,7 @@
     <w:p>
       <w:pPr>
         <w:keepNext/>
-        <w:spacing w:before="220" w:after="80"/>
+        <w:spacing w:before="240" w:after="80"/>
       </w:pPr>
       <w:r>
         <w:rPr>
@@ -110,7 +110,7 @@
     <w:p>
       <w:pPr>
         <w:keepNext/>
-        <w:spacing w:before="220" w:after="80"/>
+        <w:spacing w:before="240" w:after="80"/>
       </w:pPr>
       <w:r>
         <w:rPr>
@@ -132,8 +132,62 @@
     </w:p>
     <w:p>
       <w:pPr>
+        <w:spacing w:before="160" w:after="40"/>
+        <w:jc w:val="center"/>
+      </w:pPr>
+      <w:r>
+        <w:drawing>
+          <wp:inline xmlns:a="http://schemas.openxmlformats.org/drawingml/2006/main" xmlns:pic="http://schemas.openxmlformats.org/drawingml/2006/picture">
+            <wp:extent cx="5486400" cy="2743200"/>
+            <wp:docPr id="1" name="Picture 1"/>
+            <wp:cNvGraphicFramePr>
+              <a:graphicFrameLocks noChangeAspect="1"/>
+            </wp:cNvGraphicFramePr>
+            <a:graphic>
+              <a:graphicData uri="http://schemas.openxmlformats.org/drawingml/2006/picture">
+                <pic:pic>
+                  <pic:nvPicPr>
+                    <pic:cNvPr id="0" name="fig2_parameter_allocation_tax.png"/>
+                    <pic:cNvPicPr/>
+                  </pic:nvPicPr>
+                  <pic:blipFill>
+                    <a:blip r:embed="rId9"/>
+                    <a:stretch>
+                      <a:fillRect/>
+                    </a:stretch>
+                  </pic:blipFill>
+                  <pic:spPr>
+                    <a:xfrm>
+                      <a:off x="0" y="0"/>
+                      <a:ext cx="5486400" cy="2743200"/>
+                    </a:xfrm>
+                    <a:prstGeom prst="rect"/>
+                  </pic:spPr>
+                </pic:pic>
+              </a:graphicData>
+            </a:graphic>
+          </wp:inline>
+        </w:drawing>
+      </w:r>
+    </w:p>
+    <w:p>
+      <w:pPr>
+        <w:spacing w:before="40" w:after="200"/>
+        <w:jc w:val="center"/>
+      </w:pPr>
+      <w:r>
+        <w:rPr>
+          <w:i/>
+          <w:color w:val="555555"/>
+          <w:sz w:val="19"/>
+        </w:rPr>
+        <w:t>Figure 1: Parameter allocation breakdown showing 62.8% vocabulary waste in standard subword Transformers vs 95.2% core compute efficiency in Byte-Level Mamba.</w:t>
+      </w:r>
+    </w:p>
+    <w:p>
+      <w:pPr>
         <w:keepNext/>
-        <w:spacing w:before="300" w:after="100"/>
+        <w:spacing w:before="320" w:after="100"/>
       </w:pPr>
       <w:r>
         <w:rPr>
@@ -156,7 +210,7 @@
     <w:p>
       <w:pPr>
         <w:keepNext/>
-        <w:spacing w:before="220" w:after="80"/>
+        <w:spacing w:before="240" w:after="80"/>
       </w:pPr>
       <w:r>
         <w:rPr>
@@ -216,7 +270,7 @@
     <w:p>
       <w:pPr>
         <w:keepNext/>
-        <w:spacing w:before="220" w:after="80"/>
+        <w:spacing w:before="240" w:after="80"/>
       </w:pPr>
       <w:r>
         <w:rPr>
@@ -261,7 +315,7 @@
     <w:p>
       <w:pPr>
         <w:keepNext/>
-        <w:spacing w:before="220" w:after="80"/>
+        <w:spacing w:before="240" w:after="80"/>
       </w:pPr>
       <w:r>
         <w:rPr>
@@ -306,7 +360,7 @@
     <w:p>
       <w:pPr>
         <w:keepNext/>
-        <w:spacing w:before="220" w:after="80"/>
+        <w:spacing w:before="240" w:after="80"/>
       </w:pPr>
       <w:r>
         <w:rPr>
@@ -351,7 +405,7 @@
     <w:p>
       <w:pPr>
         <w:keepNext/>
-        <w:spacing w:before="300" w:after="100"/>
+        <w:spacing w:before="320" w:after="100"/>
       </w:pPr>
       <w:r>
         <w:rPr>
@@ -366,7 +420,7 @@
     <w:p>
       <w:pPr>
         <w:keepNext/>
-        <w:spacing w:before="220" w:after="80"/>
+        <w:spacing w:before="240" w:after="80"/>
       </w:pPr>
       <w:r>
         <w:rPr>
@@ -404,7 +458,7 @@
     <w:p>
       <w:pPr>
         <w:keepNext/>
-        <w:spacing w:before="220" w:after="80"/>
+        <w:spacing w:before="240" w:after="80"/>
       </w:pPr>
       <w:r>
         <w:rPr>
@@ -455,7 +509,7 @@
     <w:p>
       <w:pPr>
         <w:keepNext/>
-        <w:spacing w:before="220" w:after="80"/>
+        <w:spacing w:before="240" w:after="80"/>
       </w:pPr>
       <w:r>
         <w:rPr>
@@ -548,7 +602,7 @@
     <w:p>
       <w:pPr>
         <w:keepNext/>
-        <w:spacing w:before="220" w:after="80"/>
+        <w:spacing w:before="240" w:after="80"/>
       </w:pPr>
       <w:r>
         <w:rPr>
@@ -593,7 +647,7 @@
     <w:p>
       <w:pPr>
         <w:keepNext/>
-        <w:spacing w:before="220" w:after="80"/>
+        <w:spacing w:before="240" w:after="80"/>
       </w:pPr>
       <w:r>
         <w:rPr>
@@ -656,7 +710,7 @@
     <w:p>
       <w:pPr>
         <w:keepNext/>
-        <w:spacing w:before="220" w:after="80"/>
+        <w:spacing w:before="240" w:after="80"/>
       </w:pPr>
       <w:r>
         <w:rPr>
@@ -720,8 +774,62 @@
     </w:p>
     <w:p>
       <w:pPr>
+        <w:spacing w:before="160" w:after="40"/>
+        <w:jc w:val="center"/>
+      </w:pPr>
+      <w:r>
+        <w:drawing>
+          <wp:inline xmlns:a="http://schemas.openxmlformats.org/drawingml/2006/main" xmlns:pic="http://schemas.openxmlformats.org/drawingml/2006/picture">
+            <wp:extent cx="5486400" cy="2743200"/>
+            <wp:docPr id="2" name="Picture 2"/>
+            <wp:cNvGraphicFramePr>
+              <a:graphicFrameLocks noChangeAspect="1"/>
+            </wp:cNvGraphicFramePr>
+            <a:graphic>
+              <a:graphicData uri="http://schemas.openxmlformats.org/drawingml/2006/picture">
+                <pic:pic>
+                  <pic:nvPicPr>
+                    <pic:cNvPr id="0" name="fig5_brain_architecture.png"/>
+                    <pic:cNvPicPr/>
+                  </pic:nvPicPr>
+                  <pic:blipFill>
+                    <a:blip r:embed="rId10"/>
+                    <a:stretch>
+                      <a:fillRect/>
+                    </a:stretch>
+                  </pic:blipFill>
+                  <pic:spPr>
+                    <a:xfrm>
+                      <a:off x="0" y="0"/>
+                      <a:ext cx="5486400" cy="2743200"/>
+                    </a:xfrm>
+                    <a:prstGeom prst="rect"/>
+                  </pic:spPr>
+                </pic:pic>
+              </a:graphicData>
+            </a:graphic>
+          </wp:inline>
+        </w:drawing>
+      </w:r>
+    </w:p>
+    <w:p>
+      <w:pPr>
+        <w:spacing w:before="40" w:after="200"/>
+        <w:jc w:val="center"/>
+      </w:pPr>
+      <w:r>
+        <w:rPr>
+          <w:i/>
+          <w:color w:val="555555"/>
+          <w:sz w:val="19"/>
+        </w:rPr>
+        <w:t>Figure 2: Architecture diagram of the biological dual-memory system for Hayyuu (Hippocampus + Neocortex + Autonomous Sleep Replay).</w:t>
+      </w:r>
+    </w:p>
+    <w:p>
+      <w:pPr>
         <w:keepNext/>
-        <w:spacing w:before="300" w:after="100"/>
+        <w:spacing w:before="320" w:after="100"/>
       </w:pPr>
       <w:r>
         <w:rPr>
@@ -1280,8 +1388,62 @@
     </w:p>
     <w:p>
       <w:pPr>
+        <w:spacing w:before="160" w:after="40"/>
+        <w:jc w:val="center"/>
+      </w:pPr>
+      <w:r>
+        <w:drawing>
+          <wp:inline xmlns:a="http://schemas.openxmlformats.org/drawingml/2006/main" xmlns:pic="http://schemas.openxmlformats.org/drawingml/2006/picture">
+            <wp:extent cx="5486400" cy="3291840"/>
+            <wp:docPr id="3" name="Picture 3"/>
+            <wp:cNvGraphicFramePr>
+              <a:graphicFrameLocks noChangeAspect="1"/>
+            </wp:cNvGraphicFramePr>
+            <a:graphic>
+              <a:graphicData uri="http://schemas.openxmlformats.org/drawingml/2006/picture">
+                <pic:pic>
+                  <pic:nvPicPr>
+                    <pic:cNvPr id="0" name="fig1_bpb_vs_parameters.png"/>
+                    <pic:cNvPicPr/>
+                  </pic:nvPicPr>
+                  <pic:blipFill>
+                    <a:blip r:embed="rId11"/>
+                    <a:stretch>
+                      <a:fillRect/>
+                    </a:stretch>
+                  </pic:blipFill>
+                  <pic:spPr>
+                    <a:xfrm>
+                      <a:off x="0" y="0"/>
+                      <a:ext cx="5486400" cy="3291840"/>
+                    </a:xfrm>
+                    <a:prstGeom prst="rect"/>
+                  </pic:spPr>
+                </pic:pic>
+              </a:graphicData>
+            </a:graphic>
+          </wp:inline>
+        </w:drawing>
+      </w:r>
+    </w:p>
+    <w:p>
+      <w:pPr>
+        <w:spacing w:before="40" w:after="200"/>
+        <w:jc w:val="center"/>
+      </w:pPr>
+      <w:r>
+        <w:rPr>
+          <w:i/>
+          <w:color w:val="555555"/>
+          <w:sz w:val="19"/>
+        </w:rPr>
+        <w:t>Figure 3: Pareto frontier comparing model compression (Bits-per-Byte) against total parameters. TinyMamba dominates the efficiency curve.</w:t>
+      </w:r>
+    </w:p>
+    <w:p>
+      <w:pPr>
         <w:keepNext/>
-        <w:spacing w:before="300" w:after="100"/>
+        <w:spacing w:before="320" w:after="100"/>
       </w:pPr>
       <w:r>
         <w:rPr>
@@ -1290,7 +1452,7 @@
           <w:color w:val="1B365D"/>
           <w:sz w:val="28"/>
         </w:rPr>
-        <w:t>5. Continual Learning, SFT Alignment &amp; Benchmarks</w:t>
+        <w:t>5. Continual Learning &amp; SFT Alignment</w:t>
       </w:r>
     </w:p>
     <w:tbl>
@@ -1652,8 +1814,62 @@
     </w:p>
     <w:p>
       <w:pPr>
+        <w:spacing w:before="160" w:after="40"/>
+        <w:jc w:val="center"/>
+      </w:pPr>
+      <w:r>
+        <w:drawing>
+          <wp:inline xmlns:a="http://schemas.openxmlformats.org/drawingml/2006/main" xmlns:pic="http://schemas.openxmlformats.org/drawingml/2006/picture">
+            <wp:extent cx="5486400" cy="3086100"/>
+            <wp:docPr id="4" name="Picture 4"/>
+            <wp:cNvGraphicFramePr>
+              <a:graphicFrameLocks noChangeAspect="1"/>
+            </wp:cNvGraphicFramePr>
+            <a:graphic>
+              <a:graphicData uri="http://schemas.openxmlformats.org/drawingml/2006/picture">
+                <pic:pic>
+                  <pic:nvPicPr>
+                    <pic:cNvPr id="0" name="fig3_continual_learning_retention.png"/>
+                    <pic:cNvPicPr/>
+                  </pic:nvPicPr>
+                  <pic:blipFill>
+                    <a:blip r:embed="rId12"/>
+                    <a:stretch>
+                      <a:fillRect/>
+                    </a:stretch>
+                  </pic:blipFill>
+                  <pic:spPr>
+                    <a:xfrm>
+                      <a:off x="0" y="0"/>
+                      <a:ext cx="5486400" cy="3086100"/>
+                    </a:xfrm>
+                    <a:prstGeom prst="rect"/>
+                  </pic:spPr>
+                </pic:pic>
+              </a:graphicData>
+            </a:graphic>
+          </wp:inline>
+        </w:drawing>
+      </w:r>
+    </w:p>
+    <w:p>
+      <w:pPr>
+        <w:spacing w:before="40" w:after="200"/>
+        <w:jc w:val="center"/>
+      </w:pPr>
+      <w:r>
+        <w:rPr>
+          <w:i/>
+          <w:color w:val="555555"/>
+          <w:sz w:val="19"/>
+        </w:rPr>
+        <w:t>Figure 4: Grammar retention curve under sequential news stream ingestion, showing severe catastrophic forgetting in standard fine-tuning vs 100% preservation in our sleep consolidation system.</w:t>
+      </w:r>
+    </w:p>
+    <w:p>
+      <w:pPr>
         <w:keepNext/>
-        <w:spacing w:before="220" w:after="80"/>
+        <w:spacing w:before="240" w:after="80"/>
       </w:pPr>
       <w:r>
         <w:rPr>
@@ -1758,8 +1974,62 @@
     </w:p>
     <w:p>
       <w:pPr>
+        <w:spacing w:before="160" w:after="40"/>
+        <w:jc w:val="center"/>
+      </w:pPr>
+      <w:r>
+        <w:drawing>
+          <wp:inline xmlns:a="http://schemas.openxmlformats.org/drawingml/2006/main" xmlns:pic="http://schemas.openxmlformats.org/drawingml/2006/picture">
+            <wp:extent cx="5486400" cy="3072384"/>
+            <wp:docPr id="5" name="Picture 5"/>
+            <wp:cNvGraphicFramePr>
+              <a:graphicFrameLocks noChangeAspect="1"/>
+            </wp:cNvGraphicFramePr>
+            <a:graphic>
+              <a:graphicData uri="http://schemas.openxmlformats.org/drawingml/2006/picture">
+                <pic:pic>
+                  <pic:nvPicPr>
+                    <pic:cNvPr id="0" name="fig4_sft_convergence.png"/>
+                    <pic:cNvPicPr/>
+                  </pic:nvPicPr>
+                  <pic:blipFill>
+                    <a:blip r:embed="rId13"/>
+                    <a:stretch>
+                      <a:fillRect/>
+                    </a:stretch>
+                  </pic:blipFill>
+                  <pic:spPr>
+                    <a:xfrm>
+                      <a:off x="0" y="0"/>
+                      <a:ext cx="5486400" cy="3072384"/>
+                    </a:xfrm>
+                    <a:prstGeom prst="rect"/>
+                  </pic:spPr>
+                </pic:pic>
+              </a:graphicData>
+            </a:graphic>
+          </wp:inline>
+        </w:drawing>
+      </w:r>
+    </w:p>
+    <w:p>
+      <w:pPr>
+        <w:spacing w:before="40" w:after="200"/>
+        <w:jc w:val="center"/>
+      </w:pPr>
+      <w:r>
+        <w:rPr>
+          <w:i/>
+          <w:color w:val="555555"/>
+          <w:sz w:val="19"/>
+        </w:rPr>
+        <w:t>Figure 5: SFT convergence curve dropping loss from 1.106 BPB to 0.853 BPB in 5 epochs on 2,035 instruction pairs.</w:t>
+      </w:r>
+    </w:p>
+    <w:p>
+      <w:pPr>
         <w:keepNext/>
-        <w:spacing w:before="300" w:after="100"/>
+        <w:spacing w:before="320" w:after="100"/>
       </w:pPr>
       <w:r>
         <w:rPr>
@@ -1782,7 +2052,7 @@
     <w:p>
       <w:pPr>
         <w:keepNext/>
-        <w:spacing w:before="300" w:after="100"/>
+        <w:spacing w:before="320" w:after="100"/>
       </w:pPr>
       <w:r>
         <w:rPr>
@@ -1850,7 +2120,7 @@
     <w:p>
       <w:pPr>
         <w:keepNext/>
-        <w:spacing w:before="300" w:after="100"/>
+        <w:spacing w:before="320" w:after="100"/>
       </w:pPr>
       <w:r>
         <w:rPr>

--- a/RESEARCH_PAPER.docx
+++ b/RESEARCH_PAPER.docx
@@ -54,19 +54,19 @@
         <w:br/>
       </w:r>
       <w:r>
-        <w:t>Big AI models today need too much computer power and huge text datasets. But for Amharic, we only have a small amount of clean text in the whole world (less than 500 million words).</w:t>
+        <w:t>Current large language models require vast computational budgets and billions of tokens. For Amharic, clean digital corpora total fewer than 500 million tokens globally.</w:t>
         <w:br/>
         <w:br/>
-        <w:t>Normal AI tools use a tokenizer that cuts words into small pieces. For Amharic, it breaks one single word into 7 or more small byte pieces, making Transformers slow and expensive.</w:t>
+        <w:t>Standard NLP pipelines rely on subword tokenization, which severely fractures Ge'ez characters into multiple bytes, degrading Transformer efficiency through quadratic attention overhead.</w:t>
         <w:br/>
         <w:br/>
-        <w:t>In this study, we provide a complete, step-by-step reproducible methodology:</w:t>
+        <w:t>This paper presents a complete, reproducible, token-free methodology:</w:t>
         <w:br/>
-        <w:t>1. Byte-Level Mamba vs. Transformer: We removed the tokenizer completely and gave raw bytes directly to Mamba. TinyMamba (2.7M parameters) reached 1.322 Bits-per-Byte, beating a 13 million parameter Transformer (1.579 BPB) where 62.8% of weights were wasted on the vocabulary list.</w:t>
+        <w:t>1. Byte-Level Mamba vs. Transformer: Eliminating tokenizers in favor of direct UTF-8 byte inputs, TinyMamba (2.7M parameters) achieves 1.322 Bits-per-Byte (BPB), outperforming a 13.0M parameter subword Transformer (1.579 BPB) where 62.8% of weights are consumed by vocabulary embeddings.</w:t>
         <w:br/>
-        <w:t>2. Brain-Inspired Continual Learning: Inspired by human neuroscience, we built a dual-memory system that learns new Amharic news facts in 0.01 seconds without forgetting (78.4% to 100% grammar retention). When it sleeps, it replays memories at 20x speed into Mamba so it permanently remembers them.</w:t>
+        <w:t>2. Brain-Inspired Continual Learning: Based on Complementary Learning Systems (CLS) theory, we implement a dual-memory system that absorbs new news facts in 0.01 seconds via Hebbian engrams and consolidates them into Mamba weights during offline sleep replay (78.4% to 100% grammar retention).</w:t>
         <w:br/>
-        <w:t>3. Supervised Fine-Tuning (SFT): Using 2,035 native Amharic instruction pairs, we aligned Mamba to chat politely and stop cleanly without tokenizers.</w:t>
+        <w:t>3. Supervised Fine-Tuning (SFT): Aligned on 2,035 native instruction pairs, Mamba achieves clean early stopping and natural conversation tone.</w:t>
       </w:r>
     </w:p>
     <w:p>
@@ -96,7 +96,7 @@
           <w:color w:val="2E5B88"/>
           <w:sz w:val="24"/>
         </w:rPr>
-        <w:t>Why Amharic is hard for AI</w:t>
+        <w:t>Why Amharic is Challenging for AI</w:t>
       </w:r>
     </w:p>
     <w:p>
@@ -104,7 +104,7 @@
         <w:spacing w:before="0" w:after="100" w:line="276" w:lineRule="auto"/>
       </w:pPr>
       <w:r>
-        <w:t>Amharic is spoken by more than 50 million people in Ethiopia. It uses its own writing system called the Ge'ez script (Unicode block U+1200 to U+137F). Most AI companies build models for English with billions of web pages. Amharic has very little clean text online. If we try to train normal huge models on Amharic, we run out of data.</w:t>
+        <w:t>Amharic is spoken by over 50 million people in Ethiopia and is written in the Ge'ez script (Unicode block U+1200 to U+137F). While mainstream models are trained on massive English web crawls, clean digital Amharic text is scarce. Training standard large models on Amharic quickly hits a data ceiling.</w:t>
       </w:r>
     </w:p>
     <w:p>
@@ -127,7 +127,7 @@
         <w:spacing w:before="0" w:after="100" w:line="276" w:lineRule="auto"/>
       </w:pPr>
       <w:r>
-        <w:t>Before an AI reads text, a program called a tokenizer cuts words into numbers. When a tokenizer sees English words, one word is usually one token. But when it sees Amharic, it gets confused. It breaks one Amharic letter into 3 raw computer bytes. A single Amharic word can become 7 to 10 tokens. This is called the Token Tax. Because of this, normal Transformer models are already reading Amharic as bytes by mistake. But Transformers become very slow on long sequences because attention compute scales quadratically O(L^2). Our question is: What happens if we use raw bytes on purpose, but with a fast linear model called Mamba that processes sequences in linear time O(L)?</w:t>
+        <w:t>Standard tokenizers break words into numerical IDs. Because Ge'ez characters comprise 3 UTF-8 bytes each, a single Amharic word is routinely split into 7 to 10 subword fragments. This Token Tax forces Transformers to process inflated sequence lengths under quadratic self-attention complexity O(L^2). In contrast, Mamba models process long byte sequences in linear time O(L), making byte-level modeling practical and efficient.</w:t>
       </w:r>
     </w:p>
     <w:p>
@@ -204,7 +204,7 @@
         <w:spacing w:before="0" w:after="100" w:line="276" w:lineRule="auto"/>
       </w:pPr>
       <w:r>
-        <w:t>Our research builds directly on key scientific discoveries from multiple fields of AI and neuroscience:</w:t>
+        <w:t>This work builds directly on foundational discoveries across machine learning and neuroscience:</w:t>
       </w:r>
     </w:p>
     <w:p>
@@ -234,7 +234,7 @@
         <w:t xml:space="preserve">Andersland (2024) [Amharic LLaMA]: </w:t>
       </w:r>
       <w:r>
-        <w:t>Proved that the total amount of clean digital Amharic text in the world is less than 500 million tokens. This ceiling inspired us to focus on data efficiency rather than scaling data size.</w:t>
+        <w:t>Established that total clean digital Amharic text is below 500 million tokens, necessitating data-efficient architectures.</w:t>
       </w:r>
     </w:p>
     <w:p>
@@ -249,7 +249,7 @@
         <w:t xml:space="preserve">Azime et al. (2024) [Walia-LLM]: </w:t>
       </w:r>
       <w:r>
-        <w:t>Showed that machine-translated Amharic text contains grammar errors that harm model quality. This inspired our strict 100% human-authored curation pipeline.</w:t>
+        <w:t>Demonstrated that machine-translated Amharic introduces translationese and errors, proving the necessity of 100% native human curation.</w:t>
       </w:r>
     </w:p>
     <w:p>
@@ -264,7 +264,7 @@
         <w:t xml:space="preserve">Gasser (2011) [HornMorpho]: </w:t>
       </w:r>
       <w:r>
-        <w:t>Documented the complex non-concatenative root-and-pattern morphology of Ethiopian Semitic languages, showing why standard subword tokenizers struggle with Amharic word stems.</w:t>
+        <w:t>Analyzed the root-and-pattern morphology of Ethiopian Semitic languages, demonstrating the structural limitations of standard BPE tokenizers.</w:t>
       </w:r>
     </w:p>
     <w:p>
@@ -294,7 +294,7 @@
         <w:t xml:space="preserve">Lundin et al. (2026) [The Token Tax]: </w:t>
       </w:r>
       <w:r>
-        <w:t>Discovered that subword tokenizers charge an unfair cost on African languages. Amharic text requires up to 7 times more tokens per sentence than English, which quadruples training costs.</w:t>
+        <w:t>Showed that tokenizers impose disproportionate compute costs on African languages, multiplying sequence lengths by up to 7x.</w:t>
       </w:r>
     </w:p>
     <w:p>
@@ -309,7 +309,7 @@
         <w:t xml:space="preserve">Xue et al. (2021) [Google ByT5]: </w:t>
       </w:r>
       <w:r>
-        <w:t>Showed that removing tokenizers and training directly on raw UTF-8 bytes makes AI models more robust against spelling errors and morphological complexity in low-resource languages.</w:t>
+        <w:t>Proved that operating directly on UTF-8 bytes improves noise robustness and morphological generalization in low-resource settings.</w:t>
       </w:r>
     </w:p>
     <w:p>
@@ -339,7 +339,7 @@
         <w:t xml:space="preserve">Gu and Dao (2023) [Mamba]: </w:t>
       </w:r>
       <w:r>
-        <w:t>Introduced the Selective State Space Model (S6). Mamba compresses past context into a continuous state and processes sequences in linear time O(L), avoiding the quadratic O(L^2) cost of Transformer self-attention.</w:t>
+        <w:t>Introduced the Selective State Space Model (S6), enabling linear-time sequence modeling with dynamic continuous states.</w:t>
       </w:r>
     </w:p>
     <w:p>
@@ -354,7 +354,7 @@
         <w:t xml:space="preserve">Wang et al. (2024) [MambaByte]: </w:t>
       </w:r>
       <w:r>
-        <w:t>Demonstrated on English that combining raw bytes with Mamba matches Transformer quality while using one-third of the computer power. This was our primary inspiration to test byte-level Mamba on Ge'ez script.</w:t>
+        <w:t>Showed that byte-level Mamba matches Transformer quality on English with one-third the compute budget.</w:t>
       </w:r>
     </w:p>
     <w:p>
@@ -369,7 +369,7 @@
           <w:color w:val="2E5B88"/>
           <w:sz w:val="24"/>
         </w:rPr>
-        <w:t>D. Human Brain Memory and Continual Learning</w:t>
+        <w:t>D. Memory Consolidation and Continual Learning</w:t>
       </w:r>
     </w:p>
     <w:p>
@@ -384,7 +384,7 @@
         <w:t xml:space="preserve">McClelland et al. (1995) [Complementary Learning Systems]: </w:t>
       </w:r>
       <w:r>
-        <w:t>The human brain learns in two coupled stages: a fast hippocampus that captures events in one shot, and a slow neocortex that integrates knowledge gradually. This inspired our Hebbian Engram memory architecture.</w:t>
+        <w:t>Formulated the dual-system model: fast hippocampal acquisition coupled with slow neocortical consolidation.</w:t>
       </w:r>
     </w:p>
     <w:p>
@@ -399,7 +399,7 @@
         <w:t xml:space="preserve">Tononi and Cirelli (2014) [Synaptic Homeostasis Hypothesis]: </w:t>
       </w:r>
       <w:r>
-        <w:t>Showed that sleep is an active period where the brain replays daytime memories (Sharp-Wave Ripples) and prunes noise connections. This inspired our autonomous sleep replay cycle.</w:t>
+        <w:t>Established the role of sleep in synaptic downscaling and sharp-wave ripple replay.</w:t>
       </w:r>
     </w:p>
     <w:p>
@@ -414,7 +414,7 @@
           <w:color w:val="1B365D"/>
           <w:sz w:val="28"/>
         </w:rPr>
-        <w:t>3. Step-by-Step Engineering Methodology &amp; Pipeline</w:t>
+        <w:t>3. Engineering Methodology &amp; Mathematical Blueprint</w:t>
       </w:r>
     </w:p>
     <w:p>
@@ -429,7 +429,7 @@
           <w:color w:val="2E5B88"/>
           <w:sz w:val="24"/>
         </w:rPr>
-        <w:t>Step 1: Dataset Collection and Cleaning</w:t>
+        <w:t>Step 1: Dataset Cleaning Pipeline</w:t>
       </w:r>
     </w:p>
     <w:p>
@@ -437,22 +437,7 @@
         <w:spacing w:before="0" w:after="100" w:line="276" w:lineRule="auto"/>
       </w:pPr>
       <w:r>
-        <w:t>We collected 1.46 GB of native human-authored Amharic text: Wikipedia (21.4 MB), MasakhaNews (9.5 MB), XL-Sum (33.6 MB), and cleaned C4 &amp; GlotCC stream (1.40 GB).</w:t>
-      </w:r>
-    </w:p>
-    <w:p>
-      <w:pPr>
-        <w:pStyle w:val="ListBullet"/>
-        <w:spacing w:before="0" w:after="60" w:line="276" w:lineRule="auto"/>
-      </w:pPr>
-      <w:r>
-        <w:rPr>
-          <w:b/>
-        </w:rPr>
-        <w:t xml:space="preserve">Cleaning Rules: </w:t>
-      </w:r>
-      <w:r>
-        <w:t>Remove control characters, drop text shorter than 50 chars, drop text where Ge'ez script ratio &lt; 30%, and deduplicate via MD5 hashes. Split into train.bin (95%, 1,465,682,927 bytes) and val.bin (5%, 77,141,207 bytes).</w:t>
+        <w:t>Curated 1.46 GB of native text from Wikipedia (21.4 MB), MasakhaNews (9.5 MB), XL-Sum (33.6 MB), and cleaned C4/GlotCC (1.40 GB). Filtered by Ge'ez character ratio (&gt; 30%) and deduplicated via MD5 hashes.</w:t>
       </w:r>
     </w:p>
     <w:p>
@@ -467,7 +452,7 @@
           <w:color w:val="2E5B88"/>
           <w:sz w:val="24"/>
         </w:rPr>
-        <w:t>Step 2: Tokenizer Training and Fertility Calculation</w:t>
+        <w:t>Step 2: Tokenizer Fertility</w:t>
       </w:r>
     </w:p>
     <w:p>
@@ -475,35 +460,47 @@
         <w:spacing w:before="0" w:after="100" w:line="276" w:lineRule="auto"/>
       </w:pPr>
       <w:r>
-        <w:t>Trained SentencePiece BPE tokenizers (16k and 32k vocabularies) on 50MB corpus samples.</w:t>
+        <w:t>Trained 16k and 32k SentencePiece tokenizers. Fertility measures average raw bytes per token:</w:t>
       </w:r>
     </w:p>
     <w:p>
       <w:pPr>
-        <w:spacing w:before="80" w:after="120"/>
-        <w:ind w:left="288" w:right="288"/>
+        <w:spacing w:before="100" w:after="120"/>
+        <w:jc w:val="center"/>
       </w:pPr>
       <w:r>
-        <w:rPr>
-          <w:b/>
-          <w:color w:val="1B365D"/>
-          <w:sz w:val="20"/>
-        </w:rPr>
-        <w:t>[Formula 1: Tokenizer Fertility]</w:t>
-        <w:br/>
-      </w:r>
-      <w:r>
-        <w:rPr>
-          <w:rFonts w:ascii="Courier New" w:hAnsi="Courier New"/>
-          <w:sz w:val="20"/>
-        </w:rPr>
-        <w:t>Fertility = Total Raw Corpus Bytes / Total Tokenized Tokens</w:t>
-        <w:br/>
-        <w:t>- 16k Vocab Fertility: 6.59 Bytes/Token</w:t>
-        <w:br/>
-        <w:t>- 32k Vocab Fertility: 7.17 Bytes/Token</w:t>
-        <w:br/>
-        <w:t>- Raw Bytes: 1.00 Byte/Token</w:t>
+        <w:drawing>
+          <wp:inline xmlns:a="http://schemas.openxmlformats.org/drawingml/2006/main" xmlns:pic="http://schemas.openxmlformats.org/drawingml/2006/picture">
+            <wp:extent cx="5303520" cy="708804"/>
+            <wp:docPr id="2" name="Picture 2"/>
+            <wp:cNvGraphicFramePr>
+              <a:graphicFrameLocks noChangeAspect="1"/>
+            </wp:cNvGraphicFramePr>
+            <a:graphic>
+              <a:graphicData uri="http://schemas.openxmlformats.org/drawingml/2006/picture">
+                <pic:pic>
+                  <pic:nvPicPr>
+                    <pic:cNvPr id="0" name="eq1_fertility.png"/>
+                    <pic:cNvPicPr/>
+                  </pic:nvPicPr>
+                  <pic:blipFill>
+                    <a:blip r:embed="rId10"/>
+                    <a:stretch>
+                      <a:fillRect/>
+                    </a:stretch>
+                  </pic:blipFill>
+                  <pic:spPr>
+                    <a:xfrm>
+                      <a:off x="0" y="0"/>
+                      <a:ext cx="5303520" cy="708804"/>
+                    </a:xfrm>
+                    <a:prstGeom prst="rect"/>
+                  </pic:spPr>
+                </pic:pic>
+              </a:graphicData>
+            </a:graphic>
+          </wp:inline>
+        </w:drawing>
       </w:r>
     </w:p>
     <w:p>
@@ -518,258 +515,151 @@
           <w:color w:val="2E5B88"/>
           <w:sz w:val="24"/>
         </w:rPr>
-        <w:t>Step 3: Model Architecture Mathematics</w:t>
+        <w:t>Step 3: State-Space Model Formulation</w:t>
       </w:r>
     </w:p>
     <w:p>
       <w:pPr>
-        <w:spacing w:before="80" w:after="120"/>
-        <w:ind w:left="288" w:right="288"/>
+        <w:spacing w:before="0" w:after="100" w:line="276" w:lineRule="auto"/>
       </w:pPr>
       <w:r>
-        <w:rPr>
-          <w:b/>
-          <w:color w:val="1B365D"/>
-          <w:sz w:val="20"/>
-        </w:rPr>
-        <w:t>[Formula 2: Continuous State Space Model (SSM)]</w:t>
-        <w:br/>
-      </w:r>
-      <w:r>
-        <w:rPr>
-          <w:rFonts w:ascii="Courier New" w:hAnsi="Courier New"/>
-          <w:sz w:val="20"/>
-        </w:rPr>
-        <w:t>h'(t) = A h(t) + B x(t)</w:t>
-        <w:br/>
-        <w:t>y(t) = C h(t) + D x(t)</w:t>
+        <w:t>Continuous-time state-space mapping:</w:t>
       </w:r>
     </w:p>
     <w:p>
       <w:pPr>
-        <w:spacing w:before="80" w:after="120"/>
-        <w:ind w:left="288" w:right="288"/>
+        <w:spacing w:before="100" w:after="120"/>
+        <w:jc w:val="center"/>
       </w:pPr>
       <w:r>
-        <w:rPr>
-          <w:b/>
-          <w:color w:val="1B365D"/>
-          <w:sz w:val="20"/>
-        </w:rPr>
-        <w:t>[Formula 3: Discrete Discretization via Zero-Order Hold (ZOH)]</w:t>
-        <w:br/>
-      </w:r>
-      <w:r>
-        <w:rPr>
-          <w:rFonts w:ascii="Courier New" w:hAnsi="Courier New"/>
-          <w:sz w:val="20"/>
-        </w:rPr>
-        <w:t>A_bar = exp(Delta * A)</w:t>
-        <w:br/>
-        <w:t>B_bar = (Delta * A)^(-1) * (exp(Delta * A) - I) * (Delta * B) ≈ Delta * B</w:t>
-        <w:br/>
-        <w:t>h_t = A_bar * h_(t-1) + B_bar * x_t</w:t>
-        <w:br/>
-        <w:t>y_t = C * h_t + D * x_t</w:t>
+        <w:drawing>
+          <wp:inline xmlns:a="http://schemas.openxmlformats.org/drawingml/2006/main" xmlns:pic="http://schemas.openxmlformats.org/drawingml/2006/picture">
+            <wp:extent cx="5303520" cy="708804"/>
+            <wp:docPr id="3" name="Picture 3"/>
+            <wp:cNvGraphicFramePr>
+              <a:graphicFrameLocks noChangeAspect="1"/>
+            </wp:cNvGraphicFramePr>
+            <a:graphic>
+              <a:graphicData uri="http://schemas.openxmlformats.org/drawingml/2006/picture">
+                <pic:pic>
+                  <pic:nvPicPr>
+                    <pic:cNvPr id="0" name="eq2_continuous_ssm.png"/>
+                    <pic:cNvPicPr/>
+                  </pic:nvPicPr>
+                  <pic:blipFill>
+                    <a:blip r:embed="rId11"/>
+                    <a:stretch>
+                      <a:fillRect/>
+                    </a:stretch>
+                  </pic:blipFill>
+                  <pic:spPr>
+                    <a:xfrm>
+                      <a:off x="0" y="0"/>
+                      <a:ext cx="5303520" cy="708804"/>
+                    </a:xfrm>
+                    <a:prstGeom prst="rect"/>
+                  </pic:spPr>
+                </pic:pic>
+              </a:graphicData>
+            </a:graphic>
+          </wp:inline>
+        </w:drawing>
       </w:r>
     </w:p>
     <w:p>
       <w:pPr>
-        <w:spacing w:before="80" w:after="120"/>
-        <w:ind w:left="288" w:right="288"/>
+        <w:spacing w:before="0" w:after="100" w:line="276" w:lineRule="auto"/>
       </w:pPr>
       <w:r>
-        <w:rPr>
-          <w:b/>
-          <w:color w:val="1B365D"/>
-          <w:sz w:val="20"/>
-        </w:rPr>
-        <w:t>[Formula 4: Chunked Parallel Associative Scan]</w:t>
-        <w:br/>
-      </w:r>
-      <w:r>
-        <w:rPr>
-          <w:rFonts w:ascii="Courier New" w:hAnsi="Courier New"/>
-          <w:sz w:val="20"/>
-        </w:rPr>
-        <w:t>P_t = sum_(j=1)^t log(a_bar_j)</w:t>
-        <w:br/>
-        <w:t>h_t = exp(P_t) * h_0 + exp(P_t) * sum_(j=1)^t (u_j * exp(-P_j))</w:t>
-        <w:br/>
-        <w:t>where u_j = B_bar_j * x_j. Chunk size = 32 with float32 precision.</w:t>
+        <w:t>Discretization via Zero-Order Hold (ZOH):</w:t>
       </w:r>
     </w:p>
     <w:p>
       <w:pPr>
-        <w:keepNext/>
-        <w:spacing w:before="240" w:after="80"/>
+        <w:spacing w:before="100" w:after="120"/>
+        <w:jc w:val="center"/>
       </w:pPr>
       <w:r>
-        <w:rPr>
-          <w:rFonts w:ascii="Calibri" w:hAnsi="Calibri"/>
-          <w:b/>
-          <w:color w:val="2E5B88"/>
-          <w:sz w:val="24"/>
-        </w:rPr>
-        <w:t>Step 4: Training Hyperparameters</w:t>
+        <w:drawing>
+          <wp:inline xmlns:a="http://schemas.openxmlformats.org/drawingml/2006/main" xmlns:pic="http://schemas.openxmlformats.org/drawingml/2006/picture">
+            <wp:extent cx="5303520" cy="708804"/>
+            <wp:docPr id="4" name="Picture 4"/>
+            <wp:cNvGraphicFramePr>
+              <a:graphicFrameLocks noChangeAspect="1"/>
+            </wp:cNvGraphicFramePr>
+            <a:graphic>
+              <a:graphicData uri="http://schemas.openxmlformats.org/drawingml/2006/picture">
+                <pic:pic>
+                  <pic:nvPicPr>
+                    <pic:cNvPr id="0" name="eq3_zoh_discretization.png"/>
+                    <pic:cNvPicPr/>
+                  </pic:nvPicPr>
+                  <pic:blipFill>
+                    <a:blip r:embed="rId12"/>
+                    <a:stretch>
+                      <a:fillRect/>
+                    </a:stretch>
+                  </pic:blipFill>
+                  <pic:spPr>
+                    <a:xfrm>
+                      <a:off x="0" y="0"/>
+                      <a:ext cx="5303520" cy="708804"/>
+                    </a:xfrm>
+                    <a:prstGeom prst="rect"/>
+                  </pic:spPr>
+                </pic:pic>
+              </a:graphicData>
+            </a:graphic>
+          </wp:inline>
+        </w:drawing>
       </w:r>
     </w:p>
     <w:p>
       <w:pPr>
-        <w:pStyle w:val="ListBullet"/>
-        <w:spacing w:before="0" w:after="60" w:line="276" w:lineRule="auto"/>
+        <w:spacing w:before="0" w:after="100" w:line="276" w:lineRule="auto"/>
       </w:pPr>
       <w:r>
-        <w:rPr>
-          <w:b/>
-        </w:rPr>
-        <w:t xml:space="preserve">Model Dimensions: </w:t>
-      </w:r>
-      <w:r>
-        <w:t>d_model = 256, n_layer = 6, d_state = 16, d_conv = 4, expand = 2.</w:t>
+        <w:t>Chunked parallel associative scan (chunk size = 32):</w:t>
       </w:r>
     </w:p>
     <w:p>
       <w:pPr>
-        <w:pStyle w:val="ListBullet"/>
-        <w:spacing w:before="0" w:after="60" w:line="276" w:lineRule="auto"/>
+        <w:spacing w:before="100" w:after="120"/>
+        <w:jc w:val="center"/>
       </w:pPr>
       <w:r>
-        <w:rPr>
-          <w:b/>
-        </w:rPr>
-        <w:t xml:space="preserve">Training Configuration: </w:t>
-      </w:r>
-      <w:r>
-        <w:t>Sequence length = 512, Batch size = 16, Optimizer = AdamW (lr = 5e-4 with 250 warmup steps, cosine decay to 1e-5). 5,000 steps per model on Nvidia RTX 3090 GPU.</w:t>
-      </w:r>
-    </w:p>
-    <w:p>
-      <w:pPr>
-        <w:keepNext/>
-        <w:spacing w:before="240" w:after="80"/>
-      </w:pPr>
-      <w:r>
-        <w:rPr>
-          <w:rFonts w:ascii="Calibri" w:hAnsi="Calibri"/>
-          <w:b/>
-          <w:color w:val="2E5B88"/>
-          <w:sz w:val="24"/>
-        </w:rPr>
-        <w:t>Step 5: Metric Normalization and Attribution Grid</w:t>
-      </w:r>
-    </w:p>
-    <w:p>
-      <w:pPr>
-        <w:spacing w:before="80" w:after="120"/>
-        <w:ind w:left="288" w:right="288"/>
-      </w:pPr>
-      <w:r>
-        <w:rPr>
-          <w:b/>
-          <w:color w:val="1B365D"/>
-          <w:sz w:val="20"/>
-        </w:rPr>
-        <w:t>[Formula 5: Bits-per-Byte (BPB) Conversion]</w:t>
-        <w:br/>
-      </w:r>
-      <w:r>
-        <w:rPr>
-          <w:rFonts w:ascii="Courier New" w:hAnsi="Courier New"/>
-          <w:sz w:val="20"/>
-        </w:rPr>
-        <w:t>BPB_byte = CrossEntropy_nats / ln(2)</w:t>
-        <w:br/>
-        <w:t>BPB_tokenized = CrossEntropy_nats / (ln(2) * Fertility)</w:t>
-      </w:r>
-    </w:p>
-    <w:p>
-      <w:pPr>
-        <w:spacing w:before="80" w:after="120"/>
-        <w:ind w:left="288" w:right="288"/>
-      </w:pPr>
-      <w:r>
-        <w:rPr>
-          <w:b/>
-          <w:color w:val="1B365D"/>
-          <w:sz w:val="20"/>
-        </w:rPr>
-        <w:t>[Formula 6: 3-Model Attribution Grid]</w:t>
-        <w:br/>
-      </w:r>
-      <w:r>
-        <w:rPr>
-          <w:rFonts w:ascii="Courier New" w:hAnsi="Courier New"/>
-          <w:sz w:val="20"/>
-        </w:rPr>
-        <w:t>Delta_Total = (Loss_XF_Byte - Loss_Mamba_Byte) + (Loss_XF_Tok - Loss_XF_Byte)</w:t>
-        <w:br/>
-        <w:t xml:space="preserve">            = Delta_Architecture (+0.778 BPB) + Delta_Tokenization (-0.521 BPB)</w:t>
-      </w:r>
-    </w:p>
-    <w:p>
-      <w:pPr>
-        <w:keepNext/>
-        <w:spacing w:before="240" w:after="80"/>
-      </w:pPr>
-      <w:r>
-        <w:rPr>
-          <w:rFonts w:ascii="Calibri" w:hAnsi="Calibri"/>
-          <w:b/>
-          <w:color w:val="2E5B88"/>
-          <w:sz w:val="24"/>
-        </w:rPr>
-        <w:t>Step 6: Brain-Inspired Lifelong Learning Mathematics</w:t>
-      </w:r>
-    </w:p>
-    <w:p>
-      <w:pPr>
-        <w:spacing w:before="80" w:after="120"/>
-        <w:ind w:left="288" w:right="288"/>
-      </w:pPr>
-      <w:r>
-        <w:rPr>
-          <w:b/>
-          <w:color w:val="1B365D"/>
-          <w:sz w:val="20"/>
-        </w:rPr>
-        <w:t>[Formula 7: Hebbian 1-Shot Engram Plasticity]</w:t>
-        <w:br/>
-      </w:r>
-      <w:r>
-        <w:rPr>
-          <w:rFonts w:ascii="Courier New" w:hAnsi="Courier New"/>
-          <w:sz w:val="20"/>
-        </w:rPr>
-        <w:t>Delta_M = eta_dopamine * (v_t - M * k_t) * k_t^T</w:t>
-        <w:br/>
-        <w:t>M &lt;- gamma * M + Delta_M</w:t>
-        <w:br/>
-        <w:t>where k_t = normalize(W_k * x_t), v_t = normalize(W_v * x_t), gamma = 0.999.</w:t>
-      </w:r>
-    </w:p>
-    <w:p>
-      <w:pPr>
-        <w:spacing w:before="80" w:after="120"/>
-        <w:ind w:left="288" w:right="288"/>
-      </w:pPr>
-      <w:r>
-        <w:rPr>
-          <w:b/>
-          <w:color w:val="1B365D"/>
-          <w:sz w:val="20"/>
-        </w:rPr>
-        <w:t>[Formula 8: Dopamine Surprise Plasticity Gate]</w:t>
-        <w:br/>
-      </w:r>
-      <w:r>
-        <w:rPr>
-          <w:rFonts w:ascii="Courier New" w:hAnsi="Courier New"/>
-          <w:sz w:val="20"/>
-        </w:rPr>
-        <w:t>eta_dopamine = eta_0 * (1 + tanh(Surprise - 2.0))</w:t>
-        <w:br/>
-        <w:t>where Surprise = CrossEntropy(x) in BPB.</w:t>
+        <w:drawing>
+          <wp:inline xmlns:a="http://schemas.openxmlformats.org/drawingml/2006/main" xmlns:pic="http://schemas.openxmlformats.org/drawingml/2006/picture">
+            <wp:extent cx="5303520" cy="708804"/>
+            <wp:docPr id="5" name="Picture 5"/>
+            <wp:cNvGraphicFramePr>
+              <a:graphicFrameLocks noChangeAspect="1"/>
+            </wp:cNvGraphicFramePr>
+            <a:graphic>
+              <a:graphicData uri="http://schemas.openxmlformats.org/drawingml/2006/picture">
+                <pic:pic>
+                  <pic:nvPicPr>
+                    <pic:cNvPr id="0" name="eq4_parallel_scan.png"/>
+                    <pic:cNvPicPr/>
+                  </pic:nvPicPr>
+                  <pic:blipFill>
+                    <a:blip r:embed="rId13"/>
+                    <a:stretch>
+                      <a:fillRect/>
+                    </a:stretch>
+                  </pic:blipFill>
+                  <pic:spPr>
+                    <a:xfrm>
+                      <a:off x="0" y="0"/>
+                      <a:ext cx="5303520" cy="708804"/>
+                    </a:xfrm>
+                    <a:prstGeom prst="rect"/>
+                  </pic:spPr>
+                </pic:pic>
+              </a:graphicData>
+            </a:graphic>
+          </wp:inline>
+        </w:drawing>
       </w:r>
     </w:p>
     <w:p>
@@ -781,7 +671,7 @@
         <w:drawing>
           <wp:inline xmlns:a="http://schemas.openxmlformats.org/drawingml/2006/main" xmlns:pic="http://schemas.openxmlformats.org/drawingml/2006/picture">
             <wp:extent cx="5486400" cy="2743200"/>
-            <wp:docPr id="2" name="Picture 2"/>
+            <wp:docPr id="6" name="Picture 6"/>
             <wp:cNvGraphicFramePr>
               <a:graphicFrameLocks noChangeAspect="1"/>
             </wp:cNvGraphicFramePr>
@@ -793,7 +683,7 @@
                     <pic:cNvPicPr/>
                   </pic:nvPicPr>
                   <pic:blipFill>
-                    <a:blip r:embed="rId10"/>
+                    <a:blip r:embed="rId14"/>
                     <a:stretch>
                       <a:fillRect/>
                     </a:stretch>
@@ -823,7 +713,277 @@
           <w:color w:val="555555"/>
           <w:sz w:val="19"/>
         </w:rPr>
-        <w:t>Figure 2: Architecture diagram of the biological dual-memory system for Hayyuu (Hippocampus + Neocortex + Autonomous Sleep Replay).</w:t>
+        <w:t>Figure 2: Architecture of the biological dual-memory system (Hippocampus + Neocortex + Autonomous Sleep Replay).</w:t>
+      </w:r>
+    </w:p>
+    <w:p>
+      <w:pPr>
+        <w:keepNext/>
+        <w:spacing w:before="240" w:after="80"/>
+      </w:pPr>
+      <w:r>
+        <w:rPr>
+          <w:rFonts w:ascii="Calibri" w:hAnsi="Calibri"/>
+          <w:b/>
+          <w:color w:val="2E5B88"/>
+          <w:sz w:val="24"/>
+        </w:rPr>
+        <w:t>Step 4: Evaluation Metric Normalization</w:t>
+      </w:r>
+    </w:p>
+    <w:p>
+      <w:pPr>
+        <w:spacing w:before="0" w:after="100" w:line="276" w:lineRule="auto"/>
+      </w:pPr>
+      <w:r>
+        <w:t>Conversion of cross-entropy loss to Bits-per-Byte (BPB):</w:t>
+      </w:r>
+    </w:p>
+    <w:p>
+      <w:pPr>
+        <w:spacing w:before="100" w:after="120"/>
+        <w:jc w:val="center"/>
+      </w:pPr>
+      <w:r>
+        <w:drawing>
+          <wp:inline xmlns:a="http://schemas.openxmlformats.org/drawingml/2006/main" xmlns:pic="http://schemas.openxmlformats.org/drawingml/2006/picture">
+            <wp:extent cx="5303520" cy="708804"/>
+            <wp:docPr id="7" name="Picture 7"/>
+            <wp:cNvGraphicFramePr>
+              <a:graphicFrameLocks noChangeAspect="1"/>
+            </wp:cNvGraphicFramePr>
+            <a:graphic>
+              <a:graphicData uri="http://schemas.openxmlformats.org/drawingml/2006/picture">
+                <pic:pic>
+                  <pic:nvPicPr>
+                    <pic:cNvPr id="0" name="eq5_bpb_conversion.png"/>
+                    <pic:cNvPicPr/>
+                  </pic:nvPicPr>
+                  <pic:blipFill>
+                    <a:blip r:embed="rId15"/>
+                    <a:stretch>
+                      <a:fillRect/>
+                    </a:stretch>
+                  </pic:blipFill>
+                  <pic:spPr>
+                    <a:xfrm>
+                      <a:off x="0" y="0"/>
+                      <a:ext cx="5303520" cy="708804"/>
+                    </a:xfrm>
+                    <a:prstGeom prst="rect"/>
+                  </pic:spPr>
+                </pic:pic>
+              </a:graphicData>
+            </a:graphic>
+          </wp:inline>
+        </w:drawing>
+      </w:r>
+    </w:p>
+    <w:p>
+      <w:pPr>
+        <w:spacing w:before="0" w:after="100" w:line="276" w:lineRule="auto"/>
+      </w:pPr>
+      <w:r>
+        <w:t>Controlled 3-Model Attribution Grid:</w:t>
+      </w:r>
+    </w:p>
+    <w:p>
+      <w:pPr>
+        <w:spacing w:before="100" w:after="120"/>
+        <w:jc w:val="center"/>
+      </w:pPr>
+      <w:r>
+        <w:drawing>
+          <wp:inline xmlns:a="http://schemas.openxmlformats.org/drawingml/2006/main" xmlns:pic="http://schemas.openxmlformats.org/drawingml/2006/picture">
+            <wp:extent cx="5303520" cy="669835"/>
+            <wp:docPr id="8" name="Picture 8"/>
+            <wp:cNvGraphicFramePr>
+              <a:graphicFrameLocks noChangeAspect="1"/>
+            </wp:cNvGraphicFramePr>
+            <a:graphic>
+              <a:graphicData uri="http://schemas.openxmlformats.org/drawingml/2006/picture">
+                <pic:pic>
+                  <pic:nvPicPr>
+                    <pic:cNvPr id="0" name="eq6_attribution_grid.png"/>
+                    <pic:cNvPicPr/>
+                  </pic:nvPicPr>
+                  <pic:blipFill>
+                    <a:blip r:embed="rId16"/>
+                    <a:stretch>
+                      <a:fillRect/>
+                    </a:stretch>
+                  </pic:blipFill>
+                  <pic:spPr>
+                    <a:xfrm>
+                      <a:off x="0" y="0"/>
+                      <a:ext cx="5303520" cy="669835"/>
+                    </a:xfrm>
+                    <a:prstGeom prst="rect"/>
+                  </pic:spPr>
+                </pic:pic>
+              </a:graphicData>
+            </a:graphic>
+          </wp:inline>
+        </w:drawing>
+      </w:r>
+    </w:p>
+    <w:p>
+      <w:pPr>
+        <w:keepNext/>
+        <w:spacing w:before="240" w:after="80"/>
+      </w:pPr>
+      <w:r>
+        <w:rPr>
+          <w:rFonts w:ascii="Calibri" w:hAnsi="Calibri"/>
+          <w:b/>
+          <w:color w:val="2E5B88"/>
+          <w:sz w:val="24"/>
+        </w:rPr>
+        <w:t>Step 5: Hebbian Plasticity &amp; Sleep Consolidation</w:t>
+      </w:r>
+    </w:p>
+    <w:p>
+      <w:pPr>
+        <w:spacing w:before="0" w:after="100" w:line="276" w:lineRule="auto"/>
+      </w:pPr>
+      <w:r>
+        <w:t>1-Shot Hebbian weight update in hippocampal matrix M:</w:t>
+      </w:r>
+    </w:p>
+    <w:p>
+      <w:pPr>
+        <w:spacing w:before="100" w:after="120"/>
+        <w:jc w:val="center"/>
+      </w:pPr>
+      <w:r>
+        <w:drawing>
+          <wp:inline xmlns:a="http://schemas.openxmlformats.org/drawingml/2006/main" xmlns:pic="http://schemas.openxmlformats.org/drawingml/2006/picture">
+            <wp:extent cx="5303520" cy="708804"/>
+            <wp:docPr id="9" name="Picture 9"/>
+            <wp:cNvGraphicFramePr>
+              <a:graphicFrameLocks noChangeAspect="1"/>
+            </wp:cNvGraphicFramePr>
+            <a:graphic>
+              <a:graphicData uri="http://schemas.openxmlformats.org/drawingml/2006/picture">
+                <pic:pic>
+                  <pic:nvPicPr>
+                    <pic:cNvPr id="0" name="eq7_hebbian_engram.png"/>
+                    <pic:cNvPicPr/>
+                  </pic:nvPicPr>
+                  <pic:blipFill>
+                    <a:blip r:embed="rId17"/>
+                    <a:stretch>
+                      <a:fillRect/>
+                    </a:stretch>
+                  </pic:blipFill>
+                  <pic:spPr>
+                    <a:xfrm>
+                      <a:off x="0" y="0"/>
+                      <a:ext cx="5303520" cy="708804"/>
+                    </a:xfrm>
+                    <a:prstGeom prst="rect"/>
+                  </pic:spPr>
+                </pic:pic>
+              </a:graphicData>
+            </a:graphic>
+          </wp:inline>
+        </w:drawing>
+      </w:r>
+    </w:p>
+    <w:p>
+      <w:pPr>
+        <w:spacing w:before="0" w:after="100" w:line="276" w:lineRule="auto"/>
+      </w:pPr>
+      <w:r>
+        <w:t>Dopamine surprise plasticity gating function:</w:t>
+      </w:r>
+    </w:p>
+    <w:p>
+      <w:pPr>
+        <w:spacing w:before="100" w:after="120"/>
+        <w:jc w:val="center"/>
+      </w:pPr>
+      <w:r>
+        <w:drawing>
+          <wp:inline xmlns:a="http://schemas.openxmlformats.org/drawingml/2006/main" xmlns:pic="http://schemas.openxmlformats.org/drawingml/2006/picture">
+            <wp:extent cx="5303520" cy="685105"/>
+            <wp:docPr id="10" name="Picture 10"/>
+            <wp:cNvGraphicFramePr>
+              <a:graphicFrameLocks noChangeAspect="1"/>
+            </wp:cNvGraphicFramePr>
+            <a:graphic>
+              <a:graphicData uri="http://schemas.openxmlformats.org/drawingml/2006/picture">
+                <pic:pic>
+                  <pic:nvPicPr>
+                    <pic:cNvPr id="0" name="eq8_dopamine_gate.png"/>
+                    <pic:cNvPicPr/>
+                  </pic:nvPicPr>
+                  <pic:blipFill>
+                    <a:blip r:embed="rId18"/>
+                    <a:stretch>
+                      <a:fillRect/>
+                    </a:stretch>
+                  </pic:blipFill>
+                  <pic:spPr>
+                    <a:xfrm>
+                      <a:off x="0" y="0"/>
+                      <a:ext cx="5303520" cy="685105"/>
+                    </a:xfrm>
+                    <a:prstGeom prst="rect"/>
+                  </pic:spPr>
+                </pic:pic>
+              </a:graphicData>
+            </a:graphic>
+          </wp:inline>
+        </w:drawing>
+      </w:r>
+    </w:p>
+    <w:p>
+      <w:pPr>
+        <w:spacing w:before="0" w:after="100" w:line="276" w:lineRule="auto"/>
+      </w:pPr>
+      <w:r>
+        <w:t>Epistemic uncertainty entropy:</w:t>
+      </w:r>
+    </w:p>
+    <w:p>
+      <w:pPr>
+        <w:spacing w:before="100" w:after="120"/>
+        <w:jc w:val="center"/>
+      </w:pPr>
+      <w:r>
+        <w:drawing>
+          <wp:inline xmlns:a="http://schemas.openxmlformats.org/drawingml/2006/main" xmlns:pic="http://schemas.openxmlformats.org/drawingml/2006/picture">
+            <wp:extent cx="5303520" cy="708804"/>
+            <wp:docPr id="11" name="Picture 11"/>
+            <wp:cNvGraphicFramePr>
+              <a:graphicFrameLocks noChangeAspect="1"/>
+            </wp:cNvGraphicFramePr>
+            <a:graphic>
+              <a:graphicData uri="http://schemas.openxmlformats.org/drawingml/2006/picture">
+                <pic:pic>
+                  <pic:nvPicPr>
+                    <pic:cNvPr id="0" name="eq9_entropy_uncertainty.png"/>
+                    <pic:cNvPicPr/>
+                  </pic:nvPicPr>
+                  <pic:blipFill>
+                    <a:blip r:embed="rId19"/>
+                    <a:stretch>
+                      <a:fillRect/>
+                    </a:stretch>
+                  </pic:blipFill>
+                  <pic:spPr>
+                    <a:xfrm>
+                      <a:off x="0" y="0"/>
+                      <a:ext cx="5303520" cy="708804"/>
+                    </a:xfrm>
+                    <a:prstGeom prst="rect"/>
+                  </pic:spPr>
+                </pic:pic>
+              </a:graphicData>
+            </a:graphic>
+          </wp:inline>
+        </w:drawing>
       </w:r>
     </w:p>
     <w:p>
@@ -1395,7 +1555,7 @@
         <w:drawing>
           <wp:inline xmlns:a="http://schemas.openxmlformats.org/drawingml/2006/main" xmlns:pic="http://schemas.openxmlformats.org/drawingml/2006/picture">
             <wp:extent cx="5486400" cy="3291840"/>
-            <wp:docPr id="3" name="Picture 3"/>
+            <wp:docPr id="12" name="Picture 12"/>
             <wp:cNvGraphicFramePr>
               <a:graphicFrameLocks noChangeAspect="1"/>
             </wp:cNvGraphicFramePr>
@@ -1407,7 +1567,7 @@
                     <pic:cNvPicPr/>
                   </pic:nvPicPr>
                   <pic:blipFill>
-                    <a:blip r:embed="rId11"/>
+                    <a:blip r:embed="rId20"/>
                     <a:stretch>
                       <a:fillRect/>
                     </a:stretch>
@@ -1821,7 +1981,7 @@
         <w:drawing>
           <wp:inline xmlns:a="http://schemas.openxmlformats.org/drawingml/2006/main" xmlns:pic="http://schemas.openxmlformats.org/drawingml/2006/picture">
             <wp:extent cx="5486400" cy="3086100"/>
-            <wp:docPr id="4" name="Picture 4"/>
+            <wp:docPr id="13" name="Picture 13"/>
             <wp:cNvGraphicFramePr>
               <a:graphicFrameLocks noChangeAspect="1"/>
             </wp:cNvGraphicFramePr>
@@ -1833,7 +1993,7 @@
                     <pic:cNvPicPr/>
                   </pic:nvPicPr>
                   <pic:blipFill>
-                    <a:blip r:embed="rId12"/>
+                    <a:blip r:embed="rId21"/>
                     <a:stretch>
                       <a:fillRect/>
                     </a:stretch>
@@ -1886,90 +2046,7 @@
         <w:spacing w:before="0" w:after="100" w:line="276" w:lineRule="auto"/>
       </w:pPr>
       <w:r>
-        <w:t>To turn the pre-trained Mamba model into an aligned conversational assistant with natural greetings and clean stopping, we trained on 2,035 native Amharic instruction pairs across 5 categories:</w:t>
-      </w:r>
-    </w:p>
-    <w:p>
-      <w:pPr>
-        <w:pStyle w:val="ListBullet"/>
-        <w:spacing w:before="0" w:after="60" w:line="276" w:lineRule="auto"/>
-      </w:pPr>
-      <w:r>
-        <w:rPr>
-          <w:b/>
-        </w:rPr>
-        <w:t xml:space="preserve">1. Identity &amp; Self-Awareness (66 pairs): </w:t>
-      </w:r>
-      <w:r>
-        <w:t>Teaching the bot its name (Hayyuu) and creator (Beknan Chemeda).</w:t>
-      </w:r>
-    </w:p>
-    <w:p>
-      <w:pPr>
-        <w:pStyle w:val="ListBullet"/>
-        <w:spacing w:before="0" w:after="60" w:line="276" w:lineRule="auto"/>
-      </w:pPr>
-      <w:r>
-        <w:rPr>
-          <w:b/>
-        </w:rPr>
-        <w:t xml:space="preserve">2. Natural Amharic Greetings (226 pairs): </w:t>
-      </w:r>
-      <w:r>
-        <w:t>Morning/evening greetings, politeness, and conversational chit-chat.</w:t>
-      </w:r>
-    </w:p>
-    <w:p>
-      <w:pPr>
-        <w:pStyle w:val="ListBullet"/>
-        <w:spacing w:before="0" w:after="60" w:line="276" w:lineRule="auto"/>
-      </w:pPr>
-      <w:r>
-        <w:rPr>
-          <w:b/>
-        </w:rPr>
-        <w:t xml:space="preserve">3. General Knowledge Q&amp;A (1,437 pairs): </w:t>
-      </w:r>
-      <w:r>
-        <w:t>Ethiopian history, science, geography, technology, and culture.</w:t>
-      </w:r>
-    </w:p>
-    <w:p>
-      <w:pPr>
-        <w:pStyle w:val="ListBullet"/>
-        <w:spacing w:before="0" w:after="60" w:line="276" w:lineRule="auto"/>
-      </w:pPr>
-      <w:r>
-        <w:rPr>
-          <w:b/>
-        </w:rPr>
-        <w:t xml:space="preserve">4. Reasoning &amp; Explanations (167 pairs): </w:t>
-      </w:r>
-      <w:r>
-        <w:t>Step-by-step logic and code debugging.</w:t>
-      </w:r>
-    </w:p>
-    <w:p>
-      <w:pPr>
-        <w:pStyle w:val="ListBullet"/>
-        <w:spacing w:before="0" w:after="60" w:line="276" w:lineRule="auto"/>
-      </w:pPr>
-      <w:r>
-        <w:rPr>
-          <w:b/>
-        </w:rPr>
-        <w:t xml:space="preserve">5. Boundaries (67 pairs): </w:t>
-      </w:r>
-      <w:r>
-        <w:t>Polite handling of unknown facts and safety boundaries.</w:t>
-      </w:r>
-    </w:p>
-    <w:p>
-      <w:pPr>
-        <w:spacing w:before="0" w:after="100" w:line="276" w:lineRule="auto"/>
-      </w:pPr>
-      <w:r>
-        <w:t>Formatting with &lt;s&gt;[USER] ... \n[BOT] ... &lt;/s&gt; enabled clean early stopping upon emitting &lt;/s&gt;.</w:t>
+        <w:t>To align pre-trained Mamba into a conversational assistant with polite greetings and exact turn termination, we trained on 2,035 native instruction pairs across 5 categories (Identity, Greetings, Q&amp;A, Reasoning, Boundaries). Prompt-loss masking with explicit &lt;s&gt;[USER] ... \n[BOT] ... &lt;/s&gt; delimiters enabled robust early stopping upon emitting &lt;/s&gt;.</w:t>
       </w:r>
     </w:p>
     <w:p>
@@ -1981,7 +2058,7 @@
         <w:drawing>
           <wp:inline xmlns:a="http://schemas.openxmlformats.org/drawingml/2006/main" xmlns:pic="http://schemas.openxmlformats.org/drawingml/2006/picture">
             <wp:extent cx="5486400" cy="3072384"/>
-            <wp:docPr id="5" name="Picture 5"/>
+            <wp:docPr id="14" name="Picture 14"/>
             <wp:cNvGraphicFramePr>
               <a:graphicFrameLocks noChangeAspect="1"/>
             </wp:cNvGraphicFramePr>
@@ -1993,7 +2070,7 @@
                     <pic:cNvPicPr/>
                   </pic:nvPicPr>
                   <pic:blipFill>
-                    <a:blip r:embed="rId13"/>
+                    <a:blip r:embed="rId22"/>
                     <a:stretch>
                       <a:fillRect/>
                     </a:stretch>
@@ -2046,7 +2123,7 @@
         <w:spacing w:before="0" w:after="100" w:line="276" w:lineRule="auto"/>
       </w:pPr>
       <w:r>
-        <w:t>We connected this complete system to Telegram as a living agent named Hayyuu. It reads public Amharic channels (@tikvahethiopia, @bbcnewsamharic, @fana_broadcast), forms Hebbian memories in real-time, chats with users using metacognitive uncertainty estimation, and runs synaptic replay when told to /sleep.</w:t>
+        <w:t>The full pipeline is deployed as an autonomous Telegram bot named Hayyuu. It continuously monitors Amharic news feeds (@tikvahethiopia, @bbcnewsamharic), forms Hebbian memory engrams in real-time, estimates answer uncertainty via entropy gating, and runs synaptic replay upon triggering sleep mode.</w:t>
       </w:r>
     </w:p>
     <w:p>
@@ -2066,14 +2143,6 @@
     </w:p>
     <w:p>
       <w:pPr>
-        <w:spacing w:before="0" w:after="100" w:line="276" w:lineRule="auto"/>
-      </w:pPr>
-      <w:r>
-        <w:t>This project demonstrates three main scientific conclusions:</w:t>
-      </w:r>
-    </w:p>
-    <w:p>
-      <w:pPr>
         <w:pStyle w:val="ListBullet"/>
         <w:spacing w:before="0" w:after="60" w:line="276" w:lineRule="auto"/>
       </w:pPr>
@@ -2081,10 +2150,10 @@
         <w:rPr>
           <w:b/>
         </w:rPr>
-        <w:t xml:space="preserve">1. Tokenizers are a trap for Amharic: </w:t>
+        <w:t xml:space="preserve">1. Tokenizers are inefficient for Amharic: </w:t>
       </w:r>
       <w:r>
-        <w:t>They waste over 62% of model parameters on dictionary lists.</w:t>
+        <w:t>They waste 62.8% of model parameters on vocabulary embedding tables.</w:t>
       </w:r>
     </w:p>
     <w:p>
@@ -2099,7 +2168,7 @@
         <w:t xml:space="preserve">2. Byte-Level Mamba is the superior architecture: </w:t>
       </w:r>
       <w:r>
-        <w:t>It achieves higher quality (1.322 BPB) with 4.8 times fewer weights than Transformers.</w:t>
+        <w:t>Achieves 1.322 BPB with 4.8x fewer parameters than Transformers.</w:t>
       </w:r>
     </w:p>
     <w:p>
@@ -2111,10 +2180,10 @@
         <w:rPr>
           <w:b/>
         </w:rPr>
-        <w:t xml:space="preserve">3. Brain-inspired memory enables lifelong learning: </w:t>
+        <w:t xml:space="preserve">3. Brain-inspired CLS architecture prevents forgetting: </w:t>
       </w:r>
       <w:r>
-        <w:t>Fast Hebbian memory and sleep consolidation allow Amharic AI to learn new facts every day without catastrophic forgetting.</w:t>
+        <w:t>Hebbian acquisition and sleep replay preserve 100% of base grammar during lifelong learning.</w:t>
       </w:r>
     </w:p>
     <w:p>
